--- a/Documentation/ado-tasks.docx
+++ b/Documentation/ado-tasks.docx
@@ -2,6 +2,38 @@
 <file path=word/document.xml><?xml version="1.0" encoding="utf-8"?>
 <w:document xmlns:w="http://schemas.openxmlformats.org/wordprocessingml/2006/main" xmlns:m="http://schemas.openxmlformats.org/officeDocument/2006/math" xmlns:r="http://schemas.openxmlformats.org/officeDocument/2006/relationships" xmlns:o="urn:schemas-microsoft-com:office:office" xmlns:v="urn:schemas-microsoft-com:vml" xmlns:w10="urn:schemas-microsoft-com:office:word" xmlns:a="http://schemas.openxmlformats.org/drawingml/2006/main" xmlns:pic="http://schemas.openxmlformats.org/drawingml/2006/picture" xmlns:wp="http://schemas.openxmlformats.org/drawingml/2006/wordprocessingDrawing">
   <w:body>
+    <w:p>
+      <w:pPr>
+        <w:pStyle w:val="Title"/>
+      </w:pPr>
+      <w:r>
+        <w:t xml:space="preserve">Instantly Shareable Playtest</w:t>
+      </w:r>
+    </w:p>
+    <w:p>
+      <w:pPr>
+        <w:pStyle w:val="Subtitle"/>
+      </w:pPr>
+      <w:r>
+        <w:t xml:space="preserve">ADO Work-Breakdown — Epic, Features, Tasks (SWAGs)</w:t>
+      </w:r>
+    </w:p>
+    <w:p>
+      <w:pPr>
+        <w:pStyle w:val="Author"/>
+      </w:pPr>
+      <w:r>
+        <w:t xml:space="preserve">Melanie Chen · Microsoft Gaming Intern (Cloud Streaming)</w:t>
+      </w:r>
+    </w:p>
+    <w:p>
+      <w:pPr>
+        <w:pStyle w:val="Date"/>
+      </w:pPr>
+      <w:r>
+        <w:t xml:space="preserve">Draft v2 — June 2026</w:t>
+      </w:r>
+    </w:p>
     <w:bookmarkStart w:id="27" w:name="X9b47dddb10294d051952291fd545d843ed14cc8"/>
     <w:p>
       <w:pPr>
@@ -117,7 +149,7 @@
     </w:p>
     <w:p>
       <w:pPr>
-        <w:pStyle w:val="Compact"/>
+        <w:pStyle w:val="CompactParagraph"/>
         <w:numPr>
           <w:ilvl w:val="0"/>
           <w:numId w:val="1001"/>
@@ -187,7 +219,7 @@
     </w:p>
     <w:p>
       <w:pPr>
-        <w:pStyle w:val="Compact"/>
+        <w:pStyle w:val="CompactParagraph"/>
         <w:numPr>
           <w:ilvl w:val="0"/>
           <w:numId w:val="1001"/>
@@ -209,7 +241,7 @@
     </w:p>
     <w:p>
       <w:pPr>
-        <w:pStyle w:val="Compact"/>
+        <w:pStyle w:val="CompactParagraph"/>
         <w:numPr>
           <w:ilvl w:val="0"/>
           <w:numId w:val="1001"/>
@@ -237,7 +269,7 @@
     </w:p>
     <w:p>
       <w:pPr>
-        <w:pStyle w:val="Compact"/>
+        <w:pStyle w:val="CompactParagraph"/>
         <w:numPr>
           <w:ilvl w:val="0"/>
           <w:numId w:val="1001"/>
@@ -287,7 +319,7 @@
     </w:p>
     <w:p>
       <w:pPr>
-        <w:pStyle w:val="Compact"/>
+        <w:pStyle w:val="CompactParagraph"/>
         <w:numPr>
           <w:ilvl w:val="0"/>
           <w:numId w:val="1001"/>
@@ -315,7 +347,7 @@
     </w:p>
     <w:p>
       <w:pPr>
-        <w:pStyle w:val="Compact"/>
+        <w:pStyle w:val="CompactParagraph"/>
         <w:numPr>
           <w:ilvl w:val="0"/>
           <w:numId w:val="1001"/>
@@ -375,7 +407,7 @@
           <w:tcPr/>
           <w:p>
             <w:pPr>
-              <w:pStyle w:val="Compact"/>
+              <w:pStyle w:val="CompactParagraph"/>
             </w:pPr>
             <w:r>
               <w:t xml:space="preserve">ID</w:t>
@@ -386,7 +418,7 @@
           <w:tcPr/>
           <w:p>
             <w:pPr>
-              <w:pStyle w:val="Compact"/>
+              <w:pStyle w:val="CompactParagraph"/>
             </w:pPr>
             <w:r>
               <w:t xml:space="preserve">Title</w:t>
@@ -397,7 +429,7 @@
           <w:tcPr/>
           <w:p>
             <w:pPr>
-              <w:pStyle w:val="Compact"/>
+              <w:pStyle w:val="CompactParagraph"/>
             </w:pPr>
             <w:r>
               <w:t xml:space="preserve">Owner</w:t>
@@ -408,7 +440,7 @@
           <w:tcPr/>
           <w:p>
             <w:pPr>
-              <w:pStyle w:val="Compact"/>
+              <w:pStyle w:val="CompactParagraph"/>
             </w:pPr>
             <w:r>
               <w:t xml:space="preserve">SWAG</w:t>
@@ -419,7 +451,7 @@
           <w:tcPr/>
           <w:p>
             <w:pPr>
-              <w:pStyle w:val="Compact"/>
+              <w:pStyle w:val="CompactParagraph"/>
             </w:pPr>
             <w:r>
               <w:t xml:space="preserve">Depends on</w:t>
@@ -430,7 +462,7 @@
           <w:tcPr/>
           <w:p>
             <w:pPr>
-              <w:pStyle w:val="Compact"/>
+              <w:pStyle w:val="CompactParagraph"/>
             </w:pPr>
             <w:r>
               <w:t xml:space="preserve">Acceptance</w:t>
@@ -443,7 +475,7 @@
           <w:tcPr/>
           <w:p>
             <w:pPr>
-              <w:pStyle w:val="Compact"/>
+              <w:pStyle w:val="CompactParagraph"/>
             </w:pPr>
             <w:r>
               <w:rPr>
@@ -458,7 +490,7 @@
           <w:tcPr/>
           <w:p>
             <w:pPr>
-              <w:pStyle w:val="Compact"/>
+              <w:pStyle w:val="CompactParagraph"/>
             </w:pPr>
             <w:r>
               <w:t xml:space="preserve">Foundational-demo harness: manual offering + Partner Center group flip</w:t>
@@ -469,7 +501,7 @@
           <w:tcPr/>
           <w:p>
             <w:pPr>
-              <w:pStyle w:val="Compact"/>
+              <w:pStyle w:val="CompactParagraph"/>
             </w:pPr>
             <w:r>
               <w:t xml:space="preserve">xCloud dev (with xPlaytest pair)</w:t>
@@ -480,7 +512,7 @@
           <w:tcPr/>
           <w:p>
             <w:pPr>
-              <w:pStyle w:val="Compact"/>
+              <w:pStyle w:val="CompactParagraph"/>
             </w:pPr>
             <w:r>
               <w:t xml:space="preserve">2</w:t>
@@ -491,7 +523,7 @@
           <w:tcPr/>
           <w:p>
             <w:pPr>
-              <w:pStyle w:val="Compact"/>
+              <w:pStyle w:val="CompactParagraph"/>
             </w:pPr>
             <w:r>
               <w:t xml:space="preserve">XC4.a, XC4.b, XC5.a</w:t>
@@ -502,7 +534,7 @@
           <w:tcPr/>
           <w:p>
             <w:pPr>
-              <w:pStyle w:val="Compact"/>
+              <w:pStyle w:val="CompactParagraph"/>
             </w:pPr>
             <w:r>
               <w:t xml:space="preserve">Operator script (PowerShell or a small console app) that (a) creates a new test offering via Partner Registry write path with one</w:t>
@@ -579,7 +611,7 @@
           <w:tcPr/>
           <w:p>
             <w:pPr>
-              <w:pStyle w:val="Compact"/>
+              <w:pStyle w:val="CompactParagraph"/>
             </w:pPr>
             <w:r>
               <w:t xml:space="preserve">ID</w:t>
@@ -590,7 +622,7 @@
           <w:tcPr/>
           <w:p>
             <w:pPr>
-              <w:pStyle w:val="Compact"/>
+              <w:pStyle w:val="CompactParagraph"/>
             </w:pPr>
             <w:r>
               <w:t xml:space="preserve">Title</w:t>
@@ -601,7 +633,7 @@
           <w:tcPr/>
           <w:p>
             <w:pPr>
-              <w:pStyle w:val="Compact"/>
+              <w:pStyle w:val="CompactParagraph"/>
             </w:pPr>
             <w:r>
               <w:t xml:space="preserve">SWAG (days)</w:t>
@@ -614,7 +646,7 @@
           <w:tcPr/>
           <w:p>
             <w:pPr>
-              <w:pStyle w:val="Compact"/>
+              <w:pStyle w:val="CompactParagraph"/>
             </w:pPr>
             <w:r>
               <w:rPr>
@@ -629,7 +661,7 @@
           <w:tcPr/>
           <w:p>
             <w:pPr>
-              <w:pStyle w:val="Compact"/>
+              <w:pStyle w:val="CompactParagraph"/>
             </w:pPr>
             <w:r>
               <w:t xml:space="preserve">Instantly Shareable Playtest — streaming opt-in for xPlaytest via xCloud</w:t>
@@ -640,7 +672,7 @@
           <w:tcPr/>
           <w:p>
             <w:pPr>
-              <w:pStyle w:val="Compact"/>
+              <w:pStyle w:val="CompactParagraph"/>
             </w:pPr>
             <w:r>
               <w:rPr>
@@ -718,7 +750,7 @@
           <w:tcPr/>
           <w:p>
             <w:pPr>
-              <w:pStyle w:val="Compact"/>
+              <w:pStyle w:val="CompactParagraph"/>
             </w:pPr>
             <w:r>
               <w:t xml:space="preserve">ID</w:t>
@@ -729,7 +761,7 @@
           <w:tcPr/>
           <w:p>
             <w:pPr>
-              <w:pStyle w:val="Compact"/>
+              <w:pStyle w:val="CompactParagraph"/>
             </w:pPr>
             <w:r>
               <w:t xml:space="preserve">Feature</w:t>
@@ -740,7 +772,7 @@
           <w:tcPr/>
           <w:p>
             <w:pPr>
-              <w:pStyle w:val="Compact"/>
+              <w:pStyle w:val="CompactParagraph"/>
             </w:pPr>
             <w:r>
               <w:t xml:space="preserve">Team</w:t>
@@ -751,7 +783,7 @@
           <w:tcPr/>
           <w:p>
             <w:pPr>
-              <w:pStyle w:val="Compact"/>
+              <w:pStyle w:val="CompactParagraph"/>
             </w:pPr>
             <w:r>
               <w:t xml:space="preserve">Rolls up</w:t>
@@ -762,7 +794,7 @@
           <w:tcPr/>
           <w:p>
             <w:pPr>
-              <w:pStyle w:val="Compact"/>
+              <w:pStyle w:val="CompactParagraph"/>
             </w:pPr>
             <w:r>
               <w:t xml:space="preserve">SWAG</w:t>
@@ -775,7 +807,7 @@
           <w:tcPr/>
           <w:p>
             <w:pPr>
-              <w:pStyle w:val="Compact"/>
+              <w:pStyle w:val="CompactParagraph"/>
             </w:pPr>
             <w:r>
               <w:rPr>
@@ -790,7 +822,7 @@
           <w:tcPr/>
           <w:p>
             <w:pPr>
-              <w:pStyle w:val="Compact"/>
+              <w:pStyle w:val="CompactParagraph"/>
             </w:pPr>
             <w:r>
               <w:t xml:space="preserve">xCloud — Partner Registry offering shape supports DNA-group gating</w:t>
@@ -801,7 +833,7 @@
           <w:tcPr/>
           <w:p>
             <w:pPr>
-              <w:pStyle w:val="Compact"/>
+              <w:pStyle w:val="CompactParagraph"/>
             </w:pPr>
             <w:r>
               <w:t xml:space="preserve">services.partnerregistry</w:t>
@@ -812,7 +844,7 @@
           <w:tcPr/>
           <w:p>
             <w:pPr>
-              <w:pStyle w:val="Compact"/>
+              <w:pStyle w:val="CompactParagraph"/>
             </w:pPr>
             <w:r>
               <w:t xml:space="preserve">XC4</w:t>
@@ -823,7 +855,7 @@
           <w:tcPr/>
           <w:p>
             <w:pPr>
-              <w:pStyle w:val="Compact"/>
+              <w:pStyle w:val="CompactParagraph"/>
             </w:pPr>
             <w:r>
               <w:t xml:space="preserve">5</w:t>
@@ -836,7 +868,7 @@
           <w:tcPr/>
           <w:p>
             <w:pPr>
-              <w:pStyle w:val="Compact"/>
+              <w:pStyle w:val="CompactParagraph"/>
             </w:pPr>
             <w:r>
               <w:rPr>
@@ -851,7 +883,7 @@
           <w:tcPr/>
           <w:p>
             <w:pPr>
-              <w:pStyle w:val="Compact"/>
+              <w:pStyle w:val="CompactParagraph"/>
             </w:pPr>
             <w:r>
               <w:t xml:space="preserve">xCloud — User auth path enforces DNA-group membership</w:t>
@@ -862,7 +894,7 @@
           <w:tcPr/>
           <w:p>
             <w:pPr>
-              <w:pStyle w:val="Compact"/>
+              <w:pStyle w:val="CompactParagraph"/>
             </w:pPr>
             <w:r>
               <w:t xml:space="preserve">streaming-token / Bayside</w:t>
@@ -873,7 +905,7 @@
           <w:tcPr/>
           <w:p>
             <w:pPr>
-              <w:pStyle w:val="Compact"/>
+              <w:pStyle w:val="CompactParagraph"/>
             </w:pPr>
             <w:r>
               <w:t xml:space="preserve">XC5</w:t>
@@ -884,7 +916,7 @@
           <w:tcPr/>
           <w:p>
             <w:pPr>
-              <w:pStyle w:val="Compact"/>
+              <w:pStyle w:val="CompactParagraph"/>
             </w:pPr>
             <w:r>
               <w:t xml:space="preserve">5</w:t>
@@ -897,7 +929,7 @@
           <w:tcPr/>
           <w:p>
             <w:pPr>
-              <w:pStyle w:val="Compact"/>
+              <w:pStyle w:val="CompactParagraph"/>
             </w:pPr>
             <w:r>
               <w:rPr>
@@ -912,7 +944,7 @@
           <w:tcPr/>
           <w:p>
             <w:pPr>
-              <w:pStyle w:val="Compact"/>
+              <w:pStyle w:val="CompactParagraph"/>
             </w:pPr>
             <w:r>
               <w:t xml:space="preserve">xCloud — SAGE exposes playtest ingestion routes to xPlaytest</w:t>
@@ -923,7 +955,7 @@
           <w:tcPr/>
           <w:p>
             <w:pPr>
-              <w:pStyle w:val="Compact"/>
+              <w:pStyle w:val="CompactParagraph"/>
             </w:pPr>
             <w:r>
               <w:t xml:space="preserve">services.serviceapigateway</w:t>
@@ -934,7 +966,7 @@
           <w:tcPr/>
           <w:p>
             <w:pPr>
-              <w:pStyle w:val="Compact"/>
+              <w:pStyle w:val="CompactParagraph"/>
             </w:pPr>
             <w:r>
               <w:t xml:space="preserve">XC1, XC2</w:t>
@@ -945,7 +977,7 @@
           <w:tcPr/>
           <w:p>
             <w:pPr>
-              <w:pStyle w:val="Compact"/>
+              <w:pStyle w:val="CompactParagraph"/>
             </w:pPr>
             <w:r>
               <w:t xml:space="preserve">4</w:t>
@@ -958,7 +990,7 @@
           <w:tcPr/>
           <w:p>
             <w:pPr>
-              <w:pStyle w:val="Compact"/>
+              <w:pStyle w:val="CompactParagraph"/>
             </w:pPr>
             <w:r>
               <w:rPr>
@@ -973,7 +1005,7 @@
           <w:tcPr/>
           <w:p>
             <w:pPr>
-              <w:pStyle w:val="Compact"/>
+              <w:pStyle w:val="CompactParagraph"/>
             </w:pPr>
             <w:r>
               <w:t xml:space="preserve">xCloud — Content Ingestion runs the PlaytestTitleIngestionWorkflow</w:t>
@@ -984,7 +1016,7 @@
           <w:tcPr/>
           <w:p>
             <w:pPr>
-              <w:pStyle w:val="Compact"/>
+              <w:pStyle w:val="CompactParagraph"/>
             </w:pPr>
             <w:r>
               <w:t xml:space="preserve">services.contentingestion</w:t>
@@ -995,7 +1027,7 @@
           <w:tcPr/>
           <w:p>
             <w:pPr>
-              <w:pStyle w:val="Compact"/>
+              <w:pStyle w:val="CompactParagraph"/>
             </w:pPr>
             <w:r>
               <w:t xml:space="preserve">XC3</w:t>
@@ -1006,7 +1038,7 @@
           <w:tcPr/>
           <w:p>
             <w:pPr>
-              <w:pStyle w:val="Compact"/>
+              <w:pStyle w:val="CompactParagraph"/>
             </w:pPr>
             <w:r>
               <w:t xml:space="preserve">9</w:t>
@@ -1019,7 +1051,7 @@
           <w:tcPr/>
           <w:p>
             <w:pPr>
-              <w:pStyle w:val="Compact"/>
+              <w:pStyle w:val="CompactParagraph"/>
             </w:pPr>
             <w:r>
               <w:rPr>
@@ -1034,7 +1066,7 @@
           <w:tcPr/>
           <w:p>
             <w:pPr>
-              <w:pStyle w:val="Compact"/>
+              <w:pStyle w:val="CompactParagraph"/>
             </w:pPr>
             <w:r>
               <w:t xml:space="preserve">xCloud — Install pipeline tolerates DNA-group as flight id + PC fork</w:t>
@@ -1045,7 +1077,7 @@
           <w:tcPr/>
           <w:p>
             <w:pPr>
-              <w:pStyle w:val="Compact"/>
+              <w:pStyle w:val="CompactParagraph"/>
             </w:pPr>
             <w:r>
               <w:t xml:space="preserve">install / SUCU</w:t>
@@ -1056,7 +1088,7 @@
           <w:tcPr/>
           <w:p>
             <w:pPr>
-              <w:pStyle w:val="Compact"/>
+              <w:pStyle w:val="CompactParagraph"/>
             </w:pPr>
             <w:r>
               <w:t xml:space="preserve">XC6</w:t>
@@ -1067,7 +1099,7 @@
           <w:tcPr/>
           <w:p>
             <w:pPr>
-              <w:pStyle w:val="Compact"/>
+              <w:pStyle w:val="CompactParagraph"/>
             </w:pPr>
             <w:r>
               <w:t xml:space="preserve">4</w:t>
@@ -1080,7 +1112,7 @@
           <w:tcPr/>
           <w:p>
             <w:pPr>
-              <w:pStyle w:val="Compact"/>
+              <w:pStyle w:val="CompactParagraph"/>
             </w:pPr>
             <w:r>
               <w:rPr>
@@ -1095,7 +1127,7 @@
           <w:tcPr/>
           <w:p>
             <w:pPr>
-              <w:pStyle w:val="Compact"/>
+              <w:pStyle w:val="CompactParagraph"/>
             </w:pPr>
             <w:r>
               <w:t xml:space="preserve">xPlaytest — Build the StoreAsset + ingestion payload</w:t>
@@ -1106,7 +1138,7 @@
           <w:tcPr/>
           <w:p>
             <w:pPr>
-              <w:pStyle w:val="Compact"/>
+              <w:pStyle w:val="CompactParagraph"/>
             </w:pPr>
             <w:r>
               <w:t xml:space="preserve">Xbox.Xbet.Service</w:t>
@@ -1117,7 +1149,7 @@
           <w:tcPr/>
           <w:p>
             <w:pPr>
-              <w:pStyle w:val="Compact"/>
+              <w:pStyle w:val="CompactParagraph"/>
             </w:pPr>
             <w:r>
               <w:t xml:space="preserve">PT2, PT3</w:t>
@@ -1128,7 +1160,7 @@
           <w:tcPr/>
           <w:p>
             <w:pPr>
-              <w:pStyle w:val="Compact"/>
+              <w:pStyle w:val="CompactParagraph"/>
             </w:pPr>
             <w:r>
               <w:t xml:space="preserve">5</w:t>
@@ -1141,7 +1173,7 @@
           <w:tcPr/>
           <w:p>
             <w:pPr>
-              <w:pStyle w:val="Compact"/>
+              <w:pStyle w:val="CompactParagraph"/>
             </w:pPr>
             <w:r>
               <w:rPr>
@@ -1156,7 +1188,7 @@
           <w:tcPr/>
           <w:p>
             <w:pPr>
-              <w:pStyle w:val="Compact"/>
+              <w:pStyle w:val="CompactParagraph"/>
             </w:pPr>
             <w:r>
               <w:t xml:space="preserve">xPlaytest — Workflow integration + status polling</w:t>
@@ -1167,7 +1199,7 @@
           <w:tcPr/>
           <w:p>
             <w:pPr>
-              <w:pStyle w:val="Compact"/>
+              <w:pStyle w:val="CompactParagraph"/>
             </w:pPr>
             <w:r>
               <w:t xml:space="preserve">Xbox.Xbet.Service</w:t>
@@ -1178,7 +1210,7 @@
           <w:tcPr/>
           <w:p>
             <w:pPr>
-              <w:pStyle w:val="Compact"/>
+              <w:pStyle w:val="CompactParagraph"/>
             </w:pPr>
             <w:r>
               <w:t xml:space="preserve">PT1, PT4, PT5</w:t>
@@ -1189,7 +1221,7 @@
           <w:tcPr/>
           <w:p>
             <w:pPr>
-              <w:pStyle w:val="Compact"/>
+              <w:pStyle w:val="CompactParagraph"/>
             </w:pPr>
             <w:r>
               <w:t xml:space="preserve">15</w:t>
@@ -1202,7 +1234,7 @@
           <w:tcPr/>
           <w:p>
             <w:pPr>
-              <w:pStyle w:val="Compact"/>
+              <w:pStyle w:val="CompactParagraph"/>
             </w:pPr>
             <w:r>
               <w:rPr>
@@ -1217,7 +1249,7 @@
           <w:tcPr/>
           <w:p>
             <w:pPr>
-              <w:pStyle w:val="Compact"/>
+              <w:pStyle w:val="CompactParagraph"/>
             </w:pPr>
             <w:r>
               <w:t xml:space="preserve">xPlaytest — Lifecycle propagation (republish, audience, delete)</w:t>
@@ -1228,7 +1260,7 @@
           <w:tcPr/>
           <w:p>
             <w:pPr>
-              <w:pStyle w:val="Compact"/>
+              <w:pStyle w:val="CompactParagraph"/>
             </w:pPr>
             <w:r>
               <w:t xml:space="preserve">Xbox.Xbet.Service</w:t>
@@ -1239,7 +1271,7 @@
           <w:tcPr/>
           <w:p>
             <w:pPr>
-              <w:pStyle w:val="Compact"/>
+              <w:pStyle w:val="CompactParagraph"/>
             </w:pPr>
             <w:r>
               <w:t xml:space="preserve">PT6</w:t>
@@ -1250,7 +1282,7 @@
           <w:tcPr/>
           <w:p>
             <w:pPr>
-              <w:pStyle w:val="Compact"/>
+              <w:pStyle w:val="CompactParagraph"/>
             </w:pPr>
             <w:r>
               <w:t xml:space="preserve">5</w:t>
@@ -1308,7 +1340,7 @@
           <w:tcPr/>
           <w:p>
             <w:pPr>
-              <w:pStyle w:val="Compact"/>
+              <w:pStyle w:val="CompactParagraph"/>
             </w:pPr>
             <w:r>
               <w:t xml:space="preserve">ID</w:t>
@@ -1319,7 +1351,7 @@
           <w:tcPr/>
           <w:p>
             <w:pPr>
-              <w:pStyle w:val="Compact"/>
+              <w:pStyle w:val="CompactParagraph"/>
             </w:pPr>
             <w:r>
               <w:t xml:space="preserve">Title</w:t>
@@ -1330,7 +1362,7 @@
           <w:tcPr/>
           <w:p>
             <w:pPr>
-              <w:pStyle w:val="Compact"/>
+              <w:pStyle w:val="CompactParagraph"/>
             </w:pPr>
             <w:r>
               <w:t xml:space="preserve">Owner</w:t>
@@ -1341,7 +1373,7 @@
           <w:tcPr/>
           <w:p>
             <w:pPr>
-              <w:pStyle w:val="Compact"/>
+              <w:pStyle w:val="CompactParagraph"/>
             </w:pPr>
             <w:r>
               <w:t xml:space="preserve">SWAG</w:t>
@@ -1352,7 +1384,7 @@
           <w:tcPr/>
           <w:p>
             <w:pPr>
-              <w:pStyle w:val="Compact"/>
+              <w:pStyle w:val="CompactParagraph"/>
             </w:pPr>
             <w:r>
               <w:t xml:space="preserve">Depends on</w:t>
@@ -1363,7 +1395,7 @@
           <w:tcPr/>
           <w:p>
             <w:pPr>
-              <w:pStyle w:val="Compact"/>
+              <w:pStyle w:val="CompactParagraph"/>
             </w:pPr>
             <w:r>
               <w:t xml:space="preserve">Acceptance</w:t>
@@ -1376,7 +1408,7 @@
           <w:tcPr/>
           <w:p>
             <w:pPr>
-              <w:pStyle w:val="Compact"/>
+              <w:pStyle w:val="CompactParagraph"/>
             </w:pPr>
             <w:r>
               <w:rPr>
@@ -1391,7 +1423,7 @@
           <w:tcPr/>
           <w:p>
             <w:pPr>
-              <w:pStyle w:val="Compact"/>
+              <w:pStyle w:val="CompactParagraph"/>
             </w:pPr>
             <w:r>
               <w:t xml:space="preserve">Extend</w:t>
@@ -1417,7 +1449,7 @@
           <w:tcPr/>
           <w:p>
             <w:pPr>
-              <w:pStyle w:val="Compact"/>
+              <w:pStyle w:val="CompactParagraph"/>
             </w:pPr>
             <w:r>
               <w:t xml:space="preserve">partner-registry dev</w:t>
@@ -1428,7 +1460,7 @@
           <w:tcPr/>
           <w:p>
             <w:pPr>
-              <w:pStyle w:val="Compact"/>
+              <w:pStyle w:val="CompactParagraph"/>
             </w:pPr>
             <w:r>
               <w:t xml:space="preserve">2</w:t>
@@ -1439,7 +1471,7 @@
           <w:tcPr/>
           <w:p>
             <w:pPr>
-              <w:pStyle w:val="Compact"/>
+              <w:pStyle w:val="CompactParagraph"/>
             </w:pPr>
             <w:r>
               <w:t xml:space="preserve">—</w:t>
@@ -1450,7 +1482,7 @@
           <w:tcPr/>
           <w:p>
             <w:pPr>
-              <w:pStyle w:val="Compact"/>
+              <w:pStyle w:val="CompactParagraph"/>
             </w:pPr>
             <w:r>
               <w:rPr>
@@ -1541,7 +1573,7 @@
           <w:tcPr/>
           <w:p>
             <w:pPr>
-              <w:pStyle w:val="Compact"/>
+              <w:pStyle w:val="CompactParagraph"/>
             </w:pPr>
             <w:r>
               <w:rPr>
@@ -1556,7 +1588,7 @@
           <w:tcPr/>
           <w:p>
             <w:pPr>
-              <w:pStyle w:val="Compact"/>
+              <w:pStyle w:val="CompactParagraph"/>
             </w:pPr>
             <w:r>
               <w:t xml:space="preserve">Bulk-edit support for two-write playtest upsert + content-ingestion SPN allow-list</w:t>
@@ -1567,7 +1599,7 @@
           <w:tcPr/>
           <w:p>
             <w:pPr>
-              <w:pStyle w:val="Compact"/>
+              <w:pStyle w:val="CompactParagraph"/>
             </w:pPr>
             <w:r>
               <w:t xml:space="preserve">partner-registry dev</w:t>
@@ -1578,7 +1610,7 @@
           <w:tcPr/>
           <w:p>
             <w:pPr>
-              <w:pStyle w:val="Compact"/>
+              <w:pStyle w:val="CompactParagraph"/>
             </w:pPr>
             <w:r>
               <w:t xml:space="preserve">2</w:t>
@@ -1589,7 +1621,7 @@
           <w:tcPr/>
           <w:p>
             <w:pPr>
-              <w:pStyle w:val="Compact"/>
+              <w:pStyle w:val="CompactParagraph"/>
             </w:pPr>
             <w:r>
               <w:t xml:space="preserve">XC4.a</w:t>
@@ -1600,7 +1632,7 @@
           <w:tcPr/>
           <w:p>
             <w:pPr>
-              <w:pStyle w:val="Compact"/>
+              <w:pStyle w:val="CompactParagraph"/>
             </w:pPr>
             <w:r>
               <w:rPr>
@@ -1637,7 +1669,7 @@
           <w:tcPr/>
           <w:p>
             <w:pPr>
-              <w:pStyle w:val="Compact"/>
+              <w:pStyle w:val="CompactParagraph"/>
             </w:pPr>
             <w:r>
               <w:rPr>
@@ -1652,7 +1684,7 @@
           <w:tcPr/>
           <w:p>
             <w:pPr>
-              <w:pStyle w:val="Compact"/>
+              <w:pStyle w:val="CompactParagraph"/>
             </w:pPr>
             <w:r>
               <w:rPr>
@@ -1672,7 +1704,7 @@
           <w:tcPr/>
           <w:p>
             <w:pPr>
-              <w:pStyle w:val="Compact"/>
+              <w:pStyle w:val="CompactParagraph"/>
             </w:pPr>
             <w:r>
               <w:t xml:space="preserve">partner-registry dev</w:t>
@@ -1683,7 +1715,7 @@
           <w:tcPr/>
           <w:p>
             <w:pPr>
-              <w:pStyle w:val="Compact"/>
+              <w:pStyle w:val="CompactParagraph"/>
             </w:pPr>
             <w:r>
               <w:t xml:space="preserve">1</w:t>
@@ -1694,7 +1726,7 @@
           <w:tcPr/>
           <w:p>
             <w:pPr>
-              <w:pStyle w:val="Compact"/>
+              <w:pStyle w:val="CompactParagraph"/>
             </w:pPr>
             <w:r>
               <w:t xml:space="preserve">XC4.a</w:t>
@@ -1705,7 +1737,7 @@
           <w:tcPr/>
           <w:p>
             <w:pPr>
-              <w:pStyle w:val="Compact"/>
+              <w:pStyle w:val="CompactParagraph"/>
             </w:pPr>
             <w:r>
               <w:t xml:space="preserve">New static helper produces a deterministic ≤ 32-char id from an input GUID (e.g., 12-hex-char prefix). Collision probability documented. Used by the workflow’s</w:t>
@@ -1790,7 +1822,7 @@
           <w:tcPr/>
           <w:p>
             <w:pPr>
-              <w:pStyle w:val="Compact"/>
+              <w:pStyle w:val="CompactParagraph"/>
             </w:pPr>
             <w:r>
               <w:t xml:space="preserve">ID</w:t>
@@ -1801,7 +1833,7 @@
           <w:tcPr/>
           <w:p>
             <w:pPr>
-              <w:pStyle w:val="Compact"/>
+              <w:pStyle w:val="CompactParagraph"/>
             </w:pPr>
             <w:r>
               <w:t xml:space="preserve">Title</w:t>
@@ -1812,7 +1844,7 @@
           <w:tcPr/>
           <w:p>
             <w:pPr>
-              <w:pStyle w:val="Compact"/>
+              <w:pStyle w:val="CompactParagraph"/>
             </w:pPr>
             <w:r>
               <w:t xml:space="preserve">Owner</w:t>
@@ -1823,7 +1855,7 @@
           <w:tcPr/>
           <w:p>
             <w:pPr>
-              <w:pStyle w:val="Compact"/>
+              <w:pStyle w:val="CompactParagraph"/>
             </w:pPr>
             <w:r>
               <w:t xml:space="preserve">SWAG</w:t>
@@ -1834,7 +1866,7 @@
           <w:tcPr/>
           <w:p>
             <w:pPr>
-              <w:pStyle w:val="Compact"/>
+              <w:pStyle w:val="CompactParagraph"/>
             </w:pPr>
             <w:r>
               <w:t xml:space="preserve">Depends on</w:t>
@@ -1845,7 +1877,7 @@
           <w:tcPr/>
           <w:p>
             <w:pPr>
-              <w:pStyle w:val="Compact"/>
+              <w:pStyle w:val="CompactParagraph"/>
             </w:pPr>
             <w:r>
               <w:t xml:space="preserve">Acceptance</w:t>
@@ -1858,7 +1890,7 @@
           <w:tcPr/>
           <w:p>
             <w:pPr>
-              <w:pStyle w:val="Compact"/>
+              <w:pStyle w:val="CompactParagraph"/>
             </w:pPr>
             <w:r>
               <w:rPr>
@@ -1873,7 +1905,7 @@
           <w:tcPr/>
           <w:p>
             <w:pPr>
-              <w:pStyle w:val="Compact"/>
+              <w:pStyle w:val="CompactParagraph"/>
             </w:pPr>
             <w:r>
               <w:t xml:space="preserve">Streaming-token DNA-group intersection check</w:t>
@@ -1884,7 +1916,7 @@
           <w:tcPr/>
           <w:p>
             <w:pPr>
-              <w:pStyle w:val="Compact"/>
+              <w:pStyle w:val="CompactParagraph"/>
             </w:pPr>
             <w:r>
               <w:t xml:space="preserve">streaming-token dev</w:t>
@@ -1895,7 +1927,7 @@
           <w:tcPr/>
           <w:p>
             <w:pPr>
-              <w:pStyle w:val="Compact"/>
+              <w:pStyle w:val="CompactParagraph"/>
             </w:pPr>
             <w:r>
               <w:t xml:space="preserve">3</w:t>
@@ -1906,7 +1938,7 @@
           <w:tcPr/>
           <w:p>
             <w:pPr>
-              <w:pStyle w:val="Compact"/>
+              <w:pStyle w:val="CompactParagraph"/>
             </w:pPr>
             <w:r>
               <w:t xml:space="preserve">XC4.a (schema only)</w:t>
@@ -1917,7 +1949,7 @@
           <w:tcPr/>
           <w:p>
             <w:pPr>
-              <w:pStyle w:val="Compact"/>
+              <w:pStyle w:val="CompactParagraph"/>
             </w:pPr>
             <w:r>
               <w:t xml:space="preserve">At offering-entry the streaming-token / Bayside path checks</w:t>
@@ -1942,7 +1974,7 @@
           <w:tcPr/>
           <w:p>
             <w:pPr>
-              <w:pStyle w:val="Compact"/>
+              <w:pStyle w:val="CompactParagraph"/>
             </w:pPr>
             <w:r>
               <w:rPr>
@@ -1957,7 +1989,7 @@
           <w:tcPr/>
           <w:p>
             <w:pPr>
-              <w:pStyle w:val="Compact"/>
+              <w:pStyle w:val="CompactParagraph"/>
             </w:pPr>
             <w:r>
               <w:t xml:space="preserve">Per-title entitlement bypass for playtest offerings</w:t>
@@ -1968,7 +2000,7 @@
           <w:tcPr/>
           <w:p>
             <w:pPr>
-              <w:pStyle w:val="Compact"/>
+              <w:pStyle w:val="CompactParagraph"/>
             </w:pPr>
             <w:r>
               <w:t xml:space="preserve">streaming-token dev</w:t>
@@ -1979,7 +2011,7 @@
           <w:tcPr/>
           <w:p>
             <w:pPr>
-              <w:pStyle w:val="Compact"/>
+              <w:pStyle w:val="CompactParagraph"/>
             </w:pPr>
             <w:r>
               <w:t xml:space="preserve">1</w:t>
@@ -1990,7 +2022,7 @@
           <w:tcPr/>
           <w:p>
             <w:pPr>
-              <w:pStyle w:val="Compact"/>
+              <w:pStyle w:val="CompactParagraph"/>
             </w:pPr>
             <w:r>
               <w:t xml:space="preserve">XC5.a</w:t>
@@ -2001,7 +2033,7 @@
           <w:tcPr/>
           <w:p>
             <w:pPr>
-              <w:pStyle w:val="Compact"/>
+              <w:pStyle w:val="CompactParagraph"/>
             </w:pPr>
             <w:r>
               <w:t xml:space="preserve">When the offering’s</w:t>
@@ -2029,7 +2061,7 @@
           <w:tcPr/>
           <w:p>
             <w:pPr>
-              <w:pStyle w:val="Compact"/>
+              <w:pStyle w:val="CompactParagraph"/>
             </w:pPr>
             <w:r>
               <w:rPr>
@@ -2044,7 +2076,7 @@
           <w:tcPr/>
           <w:p>
             <w:pPr>
-              <w:pStyle w:val="Compact"/>
+              <w:pStyle w:val="CompactParagraph"/>
             </w:pPr>
             <w:r>
               <w:t xml:space="preserve">Telemetry + denial reason codes</w:t>
@@ -2055,7 +2087,7 @@
           <w:tcPr/>
           <w:p>
             <w:pPr>
-              <w:pStyle w:val="Compact"/>
+              <w:pStyle w:val="CompactParagraph"/>
             </w:pPr>
             <w:r>
               <w:t xml:space="preserve">streaming-token dev</w:t>
@@ -2066,7 +2098,7 @@
           <w:tcPr/>
           <w:p>
             <w:pPr>
-              <w:pStyle w:val="Compact"/>
+              <w:pStyle w:val="CompactParagraph"/>
             </w:pPr>
             <w:r>
               <w:t xml:space="preserve">1</w:t>
@@ -2077,7 +2109,7 @@
           <w:tcPr/>
           <w:p>
             <w:pPr>
-              <w:pStyle w:val="Compact"/>
+              <w:pStyle w:val="CompactParagraph"/>
             </w:pPr>
             <w:r>
               <w:t xml:space="preserve">XC5.a</w:t>
@@ -2088,7 +2120,7 @@
           <w:tcPr/>
           <w:p>
             <w:pPr>
-              <w:pStyle w:val="Compact"/>
+              <w:pStyle w:val="CompactParagraph"/>
             </w:pPr>
             <w:r>
               <w:t xml:space="preserve">Denial emits</w:t>
@@ -2173,7 +2205,7 @@
           <w:tcPr/>
           <w:p>
             <w:pPr>
-              <w:pStyle w:val="Compact"/>
+              <w:pStyle w:val="CompactParagraph"/>
             </w:pPr>
             <w:r>
               <w:t xml:space="preserve">ID</w:t>
@@ -2184,7 +2216,7 @@
           <w:tcPr/>
           <w:p>
             <w:pPr>
-              <w:pStyle w:val="Compact"/>
+              <w:pStyle w:val="CompactParagraph"/>
             </w:pPr>
             <w:r>
               <w:t xml:space="preserve">Title</w:t>
@@ -2195,7 +2227,7 @@
           <w:tcPr/>
           <w:p>
             <w:pPr>
-              <w:pStyle w:val="Compact"/>
+              <w:pStyle w:val="CompactParagraph"/>
             </w:pPr>
             <w:r>
               <w:t xml:space="preserve">Owner</w:t>
@@ -2206,7 +2238,7 @@
           <w:tcPr/>
           <w:p>
             <w:pPr>
-              <w:pStyle w:val="Compact"/>
+              <w:pStyle w:val="CompactParagraph"/>
             </w:pPr>
             <w:r>
               <w:t xml:space="preserve">SWAG</w:t>
@@ -2217,7 +2249,7 @@
           <w:tcPr/>
           <w:p>
             <w:pPr>
-              <w:pStyle w:val="Compact"/>
+              <w:pStyle w:val="CompactParagraph"/>
             </w:pPr>
             <w:r>
               <w:t xml:space="preserve">Depends on</w:t>
@@ -2228,7 +2260,7 @@
           <w:tcPr/>
           <w:p>
             <w:pPr>
-              <w:pStyle w:val="Compact"/>
+              <w:pStyle w:val="CompactParagraph"/>
             </w:pPr>
             <w:r>
               <w:t xml:space="preserve">Acceptance</w:t>
@@ -2241,7 +2273,7 @@
           <w:tcPr/>
           <w:p>
             <w:pPr>
-              <w:pStyle w:val="Compact"/>
+              <w:pStyle w:val="CompactParagraph"/>
             </w:pPr>
             <w:r>
               <w:rPr>
@@ -2256,7 +2288,7 @@
           <w:tcPr/>
           <w:p>
             <w:pPr>
-              <w:pStyle w:val="Compact"/>
+              <w:pStyle w:val="CompactParagraph"/>
             </w:pPr>
             <w:r>
               <w:t xml:space="preserve">Allow-list Playtest Service SPN cross-tenant</w:t>
@@ -2267,7 +2299,7 @@
           <w:tcPr/>
           <w:p>
             <w:pPr>
-              <w:pStyle w:val="Compact"/>
+              <w:pStyle w:val="CompactParagraph"/>
             </w:pPr>
             <w:r>
               <w:t xml:space="preserve">SAGE dev</w:t>
@@ -2278,7 +2310,7 @@
           <w:tcPr/>
           <w:p>
             <w:pPr>
-              <w:pStyle w:val="Compact"/>
+              <w:pStyle w:val="CompactParagraph"/>
             </w:pPr>
             <w:r>
               <w:t xml:space="preserve">1</w:t>
@@ -2289,7 +2321,7 @@
           <w:tcPr/>
           <w:p>
             <w:pPr>
-              <w:pStyle w:val="Compact"/>
+              <w:pStyle w:val="CompactParagraph"/>
             </w:pPr>
             <w:r>
               <w:t xml:space="preserve">Lakshmi PR #15715445 merged</w:t>
@@ -2300,7 +2332,7 @@
           <w:tcPr/>
           <w:p>
             <w:pPr>
-              <w:pStyle w:val="Compact"/>
+              <w:pStyle w:val="CompactParagraph"/>
             </w:pPr>
             <w:r>
               <w:rPr>
@@ -2352,7 +2384,7 @@
           <w:tcPr/>
           <w:p>
             <w:pPr>
-              <w:pStyle w:val="Compact"/>
+              <w:pStyle w:val="CompactParagraph"/>
             </w:pPr>
             <w:r>
               <w:rPr>
@@ -2367,7 +2399,7 @@
           <w:tcPr/>
           <w:p>
             <w:pPr>
-              <w:pStyle w:val="Compact"/>
+              <w:pStyle w:val="CompactParagraph"/>
             </w:pPr>
             <w:r>
               <w:t xml:space="preserve">Add</w:t>
@@ -2393,7 +2425,7 @@
           <w:tcPr/>
           <w:p>
             <w:pPr>
-              <w:pStyle w:val="Compact"/>
+              <w:pStyle w:val="CompactParagraph"/>
             </w:pPr>
             <w:r>
               <w:t xml:space="preserve">SAGE dev</w:t>
@@ -2404,7 +2436,7 @@
           <w:tcPr/>
           <w:p>
             <w:pPr>
-              <w:pStyle w:val="Compact"/>
+              <w:pStyle w:val="CompactParagraph"/>
             </w:pPr>
             <w:r>
               <w:t xml:space="preserve">1</w:t>
@@ -2415,7 +2447,7 @@
           <w:tcPr/>
           <w:p>
             <w:pPr>
-              <w:pStyle w:val="Compact"/>
+              <w:pStyle w:val="CompactParagraph"/>
             </w:pPr>
             <w:r>
               <w:t xml:space="preserve">XC2.a, XC3.a (downstream contract stable)</w:t>
@@ -2426,7 +2458,7 @@
           <w:tcPr/>
           <w:p>
             <w:pPr>
-              <w:pStyle w:val="Compact"/>
+              <w:pStyle w:val="CompactParagraph"/>
             </w:pPr>
             <w:r>
               <w:t xml:space="preserve">Config-only addition forwarding to</w:t>
@@ -2475,7 +2507,7 @@
           <w:tcPr/>
           <w:p>
             <w:pPr>
-              <w:pStyle w:val="Compact"/>
+              <w:pStyle w:val="CompactParagraph"/>
             </w:pPr>
             <w:r>
               <w:rPr>
@@ -2490,7 +2522,7 @@
           <w:tcPr/>
           <w:p>
             <w:pPr>
-              <w:pStyle w:val="Compact"/>
+              <w:pStyle w:val="CompactParagraph"/>
             </w:pPr>
             <w:r>
               <w:t xml:space="preserve">Add</w:t>
@@ -2516,7 +2548,7 @@
           <w:tcPr/>
           <w:p>
             <w:pPr>
-              <w:pStyle w:val="Compact"/>
+              <w:pStyle w:val="CompactParagraph"/>
             </w:pPr>
             <w:r>
               <w:t xml:space="preserve">SAGE dev</w:t>
@@ -2527,7 +2559,7 @@
           <w:tcPr/>
           <w:p>
             <w:pPr>
-              <w:pStyle w:val="Compact"/>
+              <w:pStyle w:val="CompactParagraph"/>
             </w:pPr>
             <w:r>
               <w:t xml:space="preserve">1</w:t>
@@ -2538,7 +2570,7 @@
           <w:tcPr/>
           <w:p>
             <w:pPr>
-              <w:pStyle w:val="Compact"/>
+              <w:pStyle w:val="CompactParagraph"/>
             </w:pPr>
             <w:r>
               <w:t xml:space="preserve">XC2.a, XC3.c</w:t>
@@ -2549,7 +2581,7 @@
           <w:tcPr/>
           <w:p>
             <w:pPr>
-              <w:pStyle w:val="Compact"/>
+              <w:pStyle w:val="CompactParagraph"/>
             </w:pPr>
             <w:r>
               <w:t xml:space="preserve">Config-only. Same forwarding behaviour, forwarding to</w:t>
@@ -2574,7 +2606,7 @@
           <w:tcPr/>
           <w:p>
             <w:pPr>
-              <w:pStyle w:val="Compact"/>
+              <w:pStyle w:val="CompactParagraph"/>
             </w:pPr>
             <w:r>
               <w:rPr>
@@ -2589,7 +2621,7 @@
           <w:tcPr/>
           <w:p>
             <w:pPr>
-              <w:pStyle w:val="Compact"/>
+              <w:pStyle w:val="CompactParagraph"/>
             </w:pPr>
             <w:r>
               <w:t xml:space="preserve">Add</w:t>
@@ -2615,7 +2647,7 @@
           <w:tcPr/>
           <w:p>
             <w:pPr>
-              <w:pStyle w:val="Compact"/>
+              <w:pStyle w:val="CompactParagraph"/>
             </w:pPr>
             <w:r>
               <w:t xml:space="preserve">SAGE dev</w:t>
@@ -2626,7 +2658,7 @@
           <w:tcPr/>
           <w:p>
             <w:pPr>
-              <w:pStyle w:val="Compact"/>
+              <w:pStyle w:val="CompactParagraph"/>
             </w:pPr>
             <w:r>
               <w:t xml:space="preserve">1</w:t>
@@ -2637,7 +2669,7 @@
           <w:tcPr/>
           <w:p>
             <w:pPr>
-              <w:pStyle w:val="Compact"/>
+              <w:pStyle w:val="CompactParagraph"/>
             </w:pPr>
             <w:r>
               <w:t xml:space="preserve">XC2.a, XC3.d</w:t>
@@ -2648,7 +2680,7 @@
           <w:tcPr/>
           <w:p>
             <w:pPr>
-              <w:pStyle w:val="Compact"/>
+              <w:pStyle w:val="CompactParagraph"/>
             </w:pPr>
             <w:r>
               <w:t xml:space="preserve">Config-only. Forwards to</w:t>
@@ -2738,7 +2770,7 @@
           <w:tcPr/>
           <w:p>
             <w:pPr>
-              <w:pStyle w:val="Compact"/>
+              <w:pStyle w:val="CompactParagraph"/>
             </w:pPr>
             <w:r>
               <w:t xml:space="preserve">ID</w:t>
@@ -2749,7 +2781,7 @@
           <w:tcPr/>
           <w:p>
             <w:pPr>
-              <w:pStyle w:val="Compact"/>
+              <w:pStyle w:val="CompactParagraph"/>
             </w:pPr>
             <w:r>
               <w:t xml:space="preserve">Title</w:t>
@@ -2760,7 +2792,7 @@
           <w:tcPr/>
           <w:p>
             <w:pPr>
-              <w:pStyle w:val="Compact"/>
+              <w:pStyle w:val="CompactParagraph"/>
             </w:pPr>
             <w:r>
               <w:t xml:space="preserve">Owner</w:t>
@@ -2771,7 +2803,7 @@
           <w:tcPr/>
           <w:p>
             <w:pPr>
-              <w:pStyle w:val="Compact"/>
+              <w:pStyle w:val="CompactParagraph"/>
             </w:pPr>
             <w:r>
               <w:t xml:space="preserve">SWAG</w:t>
@@ -2782,7 +2814,7 @@
           <w:tcPr/>
           <w:p>
             <w:pPr>
-              <w:pStyle w:val="Compact"/>
+              <w:pStyle w:val="CompactParagraph"/>
             </w:pPr>
             <w:r>
               <w:t xml:space="preserve">Depends on</w:t>
@@ -2793,7 +2825,7 @@
           <w:tcPr/>
           <w:p>
             <w:pPr>
-              <w:pStyle w:val="Compact"/>
+              <w:pStyle w:val="CompactParagraph"/>
             </w:pPr>
             <w:r>
               <w:t xml:space="preserve">Acceptance</w:t>
@@ -2806,7 +2838,7 @@
           <w:tcPr/>
           <w:p>
             <w:pPr>
-              <w:pStyle w:val="Compact"/>
+              <w:pStyle w:val="CompactParagraph"/>
             </w:pPr>
             <w:r>
               <w:rPr>
@@ -2821,7 +2853,7 @@
           <w:tcPr/>
           <w:p>
             <w:pPr>
-              <w:pStyle w:val="Compact"/>
+              <w:pStyle w:val="CompactParagraph"/>
             </w:pPr>
             <w:r>
               <w:t xml:space="preserve">Define</w:t>
@@ -2847,7 +2879,7 @@
           <w:tcPr/>
           <w:p>
             <w:pPr>
-              <w:pStyle w:val="Compact"/>
+              <w:pStyle w:val="CompactParagraph"/>
             </w:pPr>
             <w:r>
               <w:t xml:space="preserve">content-ingestion dev</w:t>
@@ -2858,7 +2890,7 @@
           <w:tcPr/>
           <w:p>
             <w:pPr>
-              <w:pStyle w:val="Compact"/>
+              <w:pStyle w:val="CompactParagraph"/>
             </w:pPr>
             <w:r>
               <w:t xml:space="preserve">2</w:t>
@@ -2869,7 +2901,7 @@
           <w:tcPr/>
           <w:p>
             <w:pPr>
-              <w:pStyle w:val="Compact"/>
+              <w:pStyle w:val="CompactParagraph"/>
             </w:pPr>
             <w:r>
               <w:t xml:space="preserve">XC4.a</w:t>
@@ -2880,7 +2912,7 @@
           <w:tcPr/>
           <w:p>
             <w:pPr>
-              <w:pStyle w:val="Compact"/>
+              <w:pStyle w:val="CompactParagraph"/>
             </w:pPr>
             <w:r>
               <w:t xml:space="preserve">New DTO in the public contracts assembly matching</w:t>
@@ -3003,7 +3035,7 @@
           <w:tcPr/>
           <w:p>
             <w:pPr>
-              <w:pStyle w:val="Compact"/>
+              <w:pStyle w:val="CompactParagraph"/>
             </w:pPr>
             <w:r>
               <w:rPr>
@@ -3018,7 +3050,7 @@
           <w:tcPr/>
           <w:p>
             <w:pPr>
-              <w:pStyle w:val="Compact"/>
+              <w:pStyle w:val="CompactParagraph"/>
             </w:pPr>
             <w:r>
               <w:t xml:space="preserve">Implement workflow state machine</w:t>
@@ -3029,7 +3061,7 @@
           <w:tcPr/>
           <w:p>
             <w:pPr>
-              <w:pStyle w:val="Compact"/>
+              <w:pStyle w:val="CompactParagraph"/>
             </w:pPr>
             <w:r>
               <w:t xml:space="preserve">content-ingestion dev</w:t>
@@ -3040,7 +3072,7 @@
           <w:tcPr/>
           <w:p>
             <w:pPr>
-              <w:pStyle w:val="Compact"/>
+              <w:pStyle w:val="CompactParagraph"/>
             </w:pPr>
             <w:r>
               <w:t xml:space="preserve">5</w:t>
@@ -3051,7 +3083,7 @@
           <w:tcPr/>
           <w:p>
             <w:pPr>
-              <w:pStyle w:val="Compact"/>
+              <w:pStyle w:val="CompactParagraph"/>
             </w:pPr>
             <w:r>
               <w:t xml:space="preserve">XC3.a, XC4.b, XC4.c, content-ingestion service identity allow-listed on Partner Registry write routes (per ARCHITECTURE.md §3.4 item 5)</w:t>
@@ -3062,7 +3094,7 @@
           <w:tcPr/>
           <w:p>
             <w:pPr>
-              <w:pStyle w:val="Compact"/>
+              <w:pStyle w:val="CompactParagraph"/>
             </w:pPr>
             <w:r>
               <w:t xml:space="preserve">New sealed</w:t>
@@ -3130,7 +3162,7 @@
           <w:tcPr/>
           <w:p>
             <w:pPr>
-              <w:pStyle w:val="Compact"/>
+              <w:pStyle w:val="CompactParagraph"/>
             </w:pPr>
             <w:r>
               <w:rPr>
@@ -3145,7 +3177,7 @@
           <w:tcPr/>
           <w:p>
             <w:pPr>
-              <w:pStyle w:val="Compact"/>
+              <w:pStyle w:val="CompactParagraph"/>
             </w:pPr>
             <w:r>
               <w:rPr>
@@ -3165,7 +3197,7 @@
           <w:tcPr/>
           <w:p>
             <w:pPr>
-              <w:pStyle w:val="Compact"/>
+              <w:pStyle w:val="CompactParagraph"/>
             </w:pPr>
             <w:r>
               <w:t xml:space="preserve">content-ingestion dev</w:t>
@@ -3176,7 +3208,7 @@
           <w:tcPr/>
           <w:p>
             <w:pPr>
-              <w:pStyle w:val="Compact"/>
+              <w:pStyle w:val="CompactParagraph"/>
             </w:pPr>
             <w:r>
               <w:t xml:space="preserve">1</w:t>
@@ -3187,7 +3219,7 @@
           <w:tcPr/>
           <w:p>
             <w:pPr>
-              <w:pStyle w:val="Compact"/>
+              <w:pStyle w:val="CompactParagraph"/>
             </w:pPr>
             <w:r>
               <w:t xml:space="preserve">XC3.b</w:t>
@@ -3198,7 +3230,7 @@
           <w:tcPr/>
           <w:p>
             <w:pPr>
-              <w:pStyle w:val="Compact"/>
+              <w:pStyle w:val="CompactParagraph"/>
             </w:pPr>
             <w:r>
               <w:t xml:space="preserve">Returns current</w:t>
@@ -3334,7 +3366,7 @@
           <w:tcPr/>
           <w:p>
             <w:pPr>
-              <w:pStyle w:val="Compact"/>
+              <w:pStyle w:val="CompactParagraph"/>
             </w:pPr>
             <w:r>
               <w:rPr>
@@ -3349,7 +3381,7 @@
           <w:tcPr/>
           <w:p>
             <w:pPr>
-              <w:pStyle w:val="Compact"/>
+              <w:pStyle w:val="CompactParagraph"/>
             </w:pPr>
             <w:r>
               <w:rPr>
@@ -3369,7 +3401,7 @@
           <w:tcPr/>
           <w:p>
             <w:pPr>
-              <w:pStyle w:val="Compact"/>
+              <w:pStyle w:val="CompactParagraph"/>
             </w:pPr>
             <w:r>
               <w:t xml:space="preserve">content-ingestion dev</w:t>
@@ -3380,7 +3412,7 @@
           <w:tcPr/>
           <w:p>
             <w:pPr>
-              <w:pStyle w:val="Compact"/>
+              <w:pStyle w:val="CompactParagraph"/>
             </w:pPr>
             <w:r>
               <w:t xml:space="preserve">1</w:t>
@@ -3391,7 +3423,7 @@
           <w:tcPr/>
           <w:p>
             <w:pPr>
-              <w:pStyle w:val="Compact"/>
+              <w:pStyle w:val="CompactParagraph"/>
             </w:pPr>
             <w:r>
               <w:t xml:space="preserve">XC3.b, XC4.b</w:t>
@@ -3402,7 +3434,7 @@
           <w:tcPr/>
           <w:p>
             <w:pPr>
-              <w:pStyle w:val="Compact"/>
+              <w:pStyle w:val="CompactParagraph"/>
             </w:pPr>
             <w:r>
               <w:t xml:space="preserve">New route sets</w:t>
@@ -3511,7 +3543,7 @@
           <w:tcPr/>
           <w:p>
             <w:pPr>
-              <w:pStyle w:val="Compact"/>
+              <w:pStyle w:val="CompactParagraph"/>
             </w:pPr>
             <w:r>
               <w:t xml:space="preserve">ID</w:t>
@@ -3522,7 +3554,7 @@
           <w:tcPr/>
           <w:p>
             <w:pPr>
-              <w:pStyle w:val="Compact"/>
+              <w:pStyle w:val="CompactParagraph"/>
             </w:pPr>
             <w:r>
               <w:t xml:space="preserve">Title</w:t>
@@ -3533,7 +3565,7 @@
           <w:tcPr/>
           <w:p>
             <w:pPr>
-              <w:pStyle w:val="Compact"/>
+              <w:pStyle w:val="CompactParagraph"/>
             </w:pPr>
             <w:r>
               <w:t xml:space="preserve">Owner</w:t>
@@ -3544,7 +3576,7 @@
           <w:tcPr/>
           <w:p>
             <w:pPr>
-              <w:pStyle w:val="Compact"/>
+              <w:pStyle w:val="CompactParagraph"/>
             </w:pPr>
             <w:r>
               <w:t xml:space="preserve">SWAG</w:t>
@@ -3555,7 +3587,7 @@
           <w:tcPr/>
           <w:p>
             <w:pPr>
-              <w:pStyle w:val="Compact"/>
+              <w:pStyle w:val="CompactParagraph"/>
             </w:pPr>
             <w:r>
               <w:t xml:space="preserve">Depends on</w:t>
@@ -3566,7 +3598,7 @@
           <w:tcPr/>
           <w:p>
             <w:pPr>
-              <w:pStyle w:val="Compact"/>
+              <w:pStyle w:val="CompactParagraph"/>
             </w:pPr>
             <w:r>
               <w:t xml:space="preserve">Acceptance</w:t>
@@ -3579,7 +3611,7 @@
           <w:tcPr/>
           <w:p>
             <w:pPr>
-              <w:pStyle w:val="Compact"/>
+              <w:pStyle w:val="CompactParagraph"/>
             </w:pPr>
             <w:r>
               <w:rPr>
@@ -3594,7 +3626,7 @@
           <w:tcPr/>
           <w:p>
             <w:pPr>
-              <w:pStyle w:val="Compact"/>
+              <w:pStyle w:val="CompactParagraph"/>
             </w:pPr>
             <w:r>
               <w:t xml:space="preserve">Audit install pipeline tolerance for non-GA flight id + PC fork</w:t>
@@ -3605,7 +3637,7 @@
           <w:tcPr/>
           <w:p>
             <w:pPr>
-              <w:pStyle w:val="Compact"/>
+              <w:pStyle w:val="CompactParagraph"/>
             </w:pPr>
             <w:r>
               <w:t xml:space="preserve">install dev</w:t>
@@ -3616,7 +3648,7 @@
           <w:tcPr/>
           <w:p>
             <w:pPr>
-              <w:pStyle w:val="Compact"/>
+              <w:pStyle w:val="CompactParagraph"/>
             </w:pPr>
             <w:r>
               <w:t xml:space="preserve">2</w:t>
@@ -3627,7 +3659,7 @@
           <w:tcPr/>
           <w:p>
             <w:pPr>
-              <w:pStyle w:val="Compact"/>
+              <w:pStyle w:val="CompactParagraph"/>
             </w:pPr>
             <w:r>
               <w:t xml:space="preserve">XC3.b (something to test against)</w:t>
@@ -3638,7 +3670,7 @@
           <w:tcPr/>
           <w:p>
             <w:pPr>
-              <w:pStyle w:val="Compact"/>
+              <w:pStyle w:val="CompactParagraph"/>
             </w:pPr>
             <w:r>
               <w:t xml:space="preserve">Documented walk of</w:t>
@@ -3711,7 +3743,7 @@
           <w:tcPr/>
           <w:p>
             <w:pPr>
-              <w:pStyle w:val="Compact"/>
+              <w:pStyle w:val="CompactParagraph"/>
             </w:pPr>
             <w:r>
               <w:rPr>
@@ -3726,7 +3758,7 @@
           <w:tcPr/>
           <w:p>
             <w:pPr>
-              <w:pStyle w:val="Compact"/>
+              <w:pStyle w:val="CompactParagraph"/>
             </w:pPr>
             <w:r>
               <w:t xml:space="preserve">Wire deterministic</w:t>
@@ -3749,7 +3781,7 @@
           <w:tcPr/>
           <w:p>
             <w:pPr>
-              <w:pStyle w:val="Compact"/>
+              <w:pStyle w:val="CompactParagraph"/>
             </w:pPr>
             <w:r>
               <w:t xml:space="preserve">install dev</w:t>
@@ -3760,7 +3792,7 @@
           <w:tcPr/>
           <w:p>
             <w:pPr>
-              <w:pStyle w:val="Compact"/>
+              <w:pStyle w:val="CompactParagraph"/>
             </w:pPr>
             <w:r>
               <w:t xml:space="preserve">2</w:t>
@@ -3771,7 +3803,7 @@
           <w:tcPr/>
           <w:p>
             <w:pPr>
-              <w:pStyle w:val="Compact"/>
+              <w:pStyle w:val="CompactParagraph"/>
             </w:pPr>
             <w:r>
               <w:t xml:space="preserve">XC6.a</w:t>
@@ -3782,7 +3814,7 @@
           <w:tcPr/>
           <w:p>
             <w:pPr>
-              <w:pStyle w:val="Compact"/>
+              <w:pStyle w:val="CompactParagraph"/>
             </w:pPr>
             <w:r>
               <w:t xml:space="preserve">When resolving package version for a playtest title, pick the lexicographically smallest GUID</w:t>
@@ -4184,7 +4216,7 @@
           <w:tcPr/>
           <w:p>
             <w:pPr>
-              <w:pStyle w:val="Compact"/>
+              <w:pStyle w:val="CompactParagraph"/>
             </w:pPr>
             <w:r>
               <w:t xml:space="preserve">ID</w:t>
@@ -4195,7 +4227,7 @@
           <w:tcPr/>
           <w:p>
             <w:pPr>
-              <w:pStyle w:val="Compact"/>
+              <w:pStyle w:val="CompactParagraph"/>
             </w:pPr>
             <w:r>
               <w:t xml:space="preserve">Title</w:t>
@@ -4206,7 +4238,7 @@
           <w:tcPr/>
           <w:p>
             <w:pPr>
-              <w:pStyle w:val="Compact"/>
+              <w:pStyle w:val="CompactParagraph"/>
             </w:pPr>
             <w:r>
               <w:t xml:space="preserve">Owner</w:t>
@@ -4217,7 +4249,7 @@
           <w:tcPr/>
           <w:p>
             <w:pPr>
-              <w:pStyle w:val="Compact"/>
+              <w:pStyle w:val="CompactParagraph"/>
             </w:pPr>
             <w:r>
               <w:t xml:space="preserve">SWAG</w:t>
@@ -4228,7 +4260,7 @@
           <w:tcPr/>
           <w:p>
             <w:pPr>
-              <w:pStyle w:val="Compact"/>
+              <w:pStyle w:val="CompactParagraph"/>
             </w:pPr>
             <w:r>
               <w:t xml:space="preserve">Depends on</w:t>
@@ -4239,7 +4271,7 @@
           <w:tcPr/>
           <w:p>
             <w:pPr>
-              <w:pStyle w:val="Compact"/>
+              <w:pStyle w:val="CompactParagraph"/>
             </w:pPr>
             <w:r>
               <w:t xml:space="preserve">Acceptance</w:t>
@@ -4252,7 +4284,7 @@
           <w:tcPr/>
           <w:p>
             <w:pPr>
-              <w:pStyle w:val="Compact"/>
+              <w:pStyle w:val="CompactParagraph"/>
             </w:pPr>
             <w:r>
               <w:rPr>
@@ -4267,7 +4299,7 @@
           <w:tcPr/>
           <w:p>
             <w:pPr>
-              <w:pStyle w:val="Compact"/>
+              <w:pStyle w:val="CompactParagraph"/>
             </w:pPr>
             <w:r>
               <w:rPr>
@@ -4287,7 +4319,7 @@
           <w:tcPr/>
           <w:p>
             <w:pPr>
-              <w:pStyle w:val="Compact"/>
+              <w:pStyle w:val="CompactParagraph"/>
             </w:pPr>
             <w:r>
               <w:t xml:space="preserve">xPlaytest dev</w:t>
@@ -4298,7 +4330,7 @@
           <w:tcPr/>
           <w:p>
             <w:pPr>
-              <w:pStyle w:val="Compact"/>
+              <w:pStyle w:val="CompactParagraph"/>
             </w:pPr>
             <w:r>
               <w:t xml:space="preserve">3</w:t>
@@ -4309,7 +4341,7 @@
           <w:tcPr/>
           <w:p>
             <w:pPr>
-              <w:pStyle w:val="Compact"/>
+              <w:pStyle w:val="CompactParagraph"/>
             </w:pPr>
             <w:r>
               <w:t xml:space="preserve">—</w:t>
@@ -4320,7 +4352,7 @@
           <w:tcPr/>
           <w:p>
             <w:pPr>
-              <w:pStyle w:val="Compact"/>
+              <w:pStyle w:val="CompactParagraph"/>
             </w:pPr>
             <w:r>
               <w:t xml:space="preserve">New service that reads</w:t>
@@ -4412,7 +4444,7 @@
           <w:tcPr/>
           <w:p>
             <w:pPr>
-              <w:pStyle w:val="Compact"/>
+              <w:pStyle w:val="CompactParagraph"/>
             </w:pPr>
             <w:r>
               <w:rPr>
@@ -4427,7 +4459,7 @@
           <w:tcPr/>
           <w:p>
             <w:pPr>
-              <w:pStyle w:val="Compact"/>
+              <w:pStyle w:val="CompactParagraph"/>
             </w:pPr>
             <w:r>
               <w:rPr>
@@ -4447,7 +4479,7 @@
           <w:tcPr/>
           <w:p>
             <w:pPr>
-              <w:pStyle w:val="Compact"/>
+              <w:pStyle w:val="CompactParagraph"/>
             </w:pPr>
             <w:r>
               <w:t xml:space="preserve">xPlaytest dev</w:t>
@@ -4458,7 +4490,7 @@
           <w:tcPr/>
           <w:p>
             <w:pPr>
-              <w:pStyle w:val="Compact"/>
+              <w:pStyle w:val="CompactParagraph"/>
             </w:pPr>
             <w:r>
               <w:t xml:space="preserve">1</w:t>
@@ -4469,7 +4501,7 @@
           <w:tcPr/>
           <w:p>
             <w:pPr>
-              <w:pStyle w:val="Compact"/>
+              <w:pStyle w:val="CompactParagraph"/>
             </w:pPr>
             <w:r>
               <w:t xml:space="preserve">—</w:t>
@@ -4480,7 +4512,7 @@
           <w:tcPr/>
           <w:p>
             <w:pPr>
-              <w:pStyle w:val="Compact"/>
+              <w:pStyle w:val="CompactParagraph"/>
             </w:pPr>
             <w:r>
               <w:t xml:space="preserve">For v1, a constant default</w:t>
@@ -4508,7 +4540,7 @@
           <w:tcPr/>
           <w:p>
             <w:pPr>
-              <w:pStyle w:val="Compact"/>
+              <w:pStyle w:val="CompactParagraph"/>
             </w:pPr>
             <w:r>
               <w:rPr>
@@ -4523,7 +4555,7 @@
           <w:tcPr/>
           <w:p>
             <w:pPr>
-              <w:pStyle w:val="Compact"/>
+              <w:pStyle w:val="CompactParagraph"/>
             </w:pPr>
             <w:r>
               <w:t xml:space="preserve">Package allowed-audience DNA groups into payload</w:t>
@@ -4534,7 +4566,7 @@
           <w:tcPr/>
           <w:p>
             <w:pPr>
-              <w:pStyle w:val="Compact"/>
+              <w:pStyle w:val="CompactParagraph"/>
             </w:pPr>
             <w:r>
               <w:t xml:space="preserve">xPlaytest dev</w:t>
@@ -4545,7 +4577,7 @@
           <w:tcPr/>
           <w:p>
             <w:pPr>
-              <w:pStyle w:val="Compact"/>
+              <w:pStyle w:val="CompactParagraph"/>
             </w:pPr>
             <w:r>
               <w:t xml:space="preserve">1</w:t>
@@ -4556,7 +4588,7 @@
           <w:tcPr/>
           <w:p>
             <w:pPr>
-              <w:pStyle w:val="Compact"/>
+              <w:pStyle w:val="CompactParagraph"/>
             </w:pPr>
             <w:r>
               <w:t xml:space="preserve">—</w:t>
@@ -4567,7 +4599,7 @@
           <w:tcPr/>
           <w:p>
             <w:pPr>
-              <w:pStyle w:val="Compact"/>
+              <w:pStyle w:val="CompactParagraph"/>
             </w:pPr>
             <w:r>
               <w:rPr>
@@ -4658,7 +4690,7 @@
           <w:tcPr/>
           <w:p>
             <w:pPr>
-              <w:pStyle w:val="Compact"/>
+              <w:pStyle w:val="CompactParagraph"/>
             </w:pPr>
             <w:r>
               <w:t xml:space="preserve">ID</w:t>
@@ -4669,7 +4701,7 @@
           <w:tcPr/>
           <w:p>
             <w:pPr>
-              <w:pStyle w:val="Compact"/>
+              <w:pStyle w:val="CompactParagraph"/>
             </w:pPr>
             <w:r>
               <w:t xml:space="preserve">Title</w:t>
@@ -4680,7 +4712,7 @@
           <w:tcPr/>
           <w:p>
             <w:pPr>
-              <w:pStyle w:val="Compact"/>
+              <w:pStyle w:val="CompactParagraph"/>
             </w:pPr>
             <w:r>
               <w:t xml:space="preserve">Owner</w:t>
@@ -4691,7 +4723,7 @@
           <w:tcPr/>
           <w:p>
             <w:pPr>
-              <w:pStyle w:val="Compact"/>
+              <w:pStyle w:val="CompactParagraph"/>
             </w:pPr>
             <w:r>
               <w:t xml:space="preserve">SWAG</w:t>
@@ -4702,7 +4734,7 @@
           <w:tcPr/>
           <w:p>
             <w:pPr>
-              <w:pStyle w:val="Compact"/>
+              <w:pStyle w:val="CompactParagraph"/>
             </w:pPr>
             <w:r>
               <w:t xml:space="preserve">Depends on</w:t>
@@ -4713,7 +4745,7 @@
           <w:tcPr/>
           <w:p>
             <w:pPr>
-              <w:pStyle w:val="Compact"/>
+              <w:pStyle w:val="CompactParagraph"/>
             </w:pPr>
             <w:r>
               <w:t xml:space="preserve">Acceptance</w:t>
@@ -4726,7 +4758,7 @@
           <w:tcPr/>
           <w:p>
             <w:pPr>
-              <w:pStyle w:val="Compact"/>
+              <w:pStyle w:val="CompactParagraph"/>
             </w:pPr>
             <w:r>
               <w:rPr>
@@ -4741,7 +4773,7 @@
           <w:tcPr/>
           <w:p>
             <w:pPr>
-              <w:pStyle w:val="Compact"/>
+              <w:pStyle w:val="CompactParagraph"/>
             </w:pPr>
             <w:r>
               <w:t xml:space="preserve">Insert</w:t>
@@ -4776,7 +4808,7 @@
           <w:tcPr/>
           <w:p>
             <w:pPr>
-              <w:pStyle w:val="Compact"/>
+              <w:pStyle w:val="CompactParagraph"/>
             </w:pPr>
             <w:r>
               <w:t xml:space="preserve">xPlaytest dev</w:t>
@@ -4787,7 +4819,7 @@
           <w:tcPr/>
           <w:p>
             <w:pPr>
-              <w:pStyle w:val="Compact"/>
+              <w:pStyle w:val="CompactParagraph"/>
             </w:pPr>
             <w:r>
               <w:t xml:space="preserve">3</w:t>
@@ -4798,7 +4830,7 @@
           <w:tcPr/>
           <w:p>
             <w:pPr>
-              <w:pStyle w:val="Compact"/>
+              <w:pStyle w:val="CompactParagraph"/>
             </w:pPr>
             <w:r>
               <w:t xml:space="preserve">PT2.a, PT2.b, PT3.a</w:t>
@@ -4809,7 +4841,7 @@
           <w:tcPr/>
           <w:p>
             <w:pPr>
-              <w:pStyle w:val="Compact"/>
+              <w:pStyle w:val="CompactParagraph"/>
             </w:pPr>
             <w:r>
               <w:t xml:space="preserve">New state inserted between</w:t>
@@ -4864,7 +4896,7 @@
           <w:tcPr/>
           <w:p>
             <w:pPr>
-              <w:pStyle w:val="Compact"/>
+              <w:pStyle w:val="CompactParagraph"/>
             </w:pPr>
             <w:r>
               <w:rPr>
@@ -4879,7 +4911,7 @@
           <w:tcPr/>
           <w:p>
             <w:pPr>
-              <w:pStyle w:val="Compact"/>
+              <w:pStyle w:val="CompactParagraph"/>
             </w:pPr>
             <w:r>
               <w:t xml:space="preserve">Add</w:t>
@@ -4905,7 +4937,7 @@
           <w:tcPr/>
           <w:p>
             <w:pPr>
-              <w:pStyle w:val="Compact"/>
+              <w:pStyle w:val="CompactParagraph"/>
             </w:pPr>
             <w:r>
               <w:t xml:space="preserve">xPlaytest dev</w:t>
@@ -4916,7 +4948,7 @@
           <w:tcPr/>
           <w:p>
             <w:pPr>
-              <w:pStyle w:val="Compact"/>
+              <w:pStyle w:val="CompactParagraph"/>
             </w:pPr>
             <w:r>
               <w:t xml:space="preserve">1</w:t>
@@ -4927,7 +4959,7 @@
           <w:tcPr/>
           <w:p>
             <w:pPr>
-              <w:pStyle w:val="Compact"/>
+              <w:pStyle w:val="CompactParagraph"/>
             </w:pPr>
             <w:r>
               <w:t xml:space="preserve">—</w:t>
@@ -4938,7 +4970,7 @@
           <w:tcPr/>
           <w:p>
             <w:pPr>
-              <w:pStyle w:val="Compact"/>
+              <w:pStyle w:val="CompactParagraph"/>
             </w:pPr>
             <w:r>
               <w:t xml:space="preserve">New boolean</w:t>
@@ -5020,7 +5052,7 @@
           <w:tcPr/>
           <w:p>
             <w:pPr>
-              <w:pStyle w:val="Compact"/>
+              <w:pStyle w:val="CompactParagraph"/>
             </w:pPr>
             <w:r>
               <w:rPr>
@@ -5035,7 +5067,7 @@
           <w:tcPr/>
           <w:p>
             <w:pPr>
-              <w:pStyle w:val="Compact"/>
+              <w:pStyle w:val="CompactParagraph"/>
             </w:pPr>
             <w:r>
               <w:t xml:space="preserve">Seller / title allow-list gate for streaming publish</w:t>
@@ -5046,7 +5078,7 @@
           <w:tcPr/>
           <w:p>
             <w:pPr>
-              <w:pStyle w:val="Compact"/>
+              <w:pStyle w:val="CompactParagraph"/>
             </w:pPr>
             <w:r>
               <w:t xml:space="preserve">xPlaytest dev</w:t>
@@ -5057,7 +5089,7 @@
           <w:tcPr/>
           <w:p>
             <w:pPr>
-              <w:pStyle w:val="Compact"/>
+              <w:pStyle w:val="CompactParagraph"/>
             </w:pPr>
             <w:r>
               <w:t xml:space="preserve">2</w:t>
@@ -5068,7 +5100,7 @@
           <w:tcPr/>
           <w:p>
             <w:pPr>
-              <w:pStyle w:val="Compact"/>
+              <w:pStyle w:val="CompactParagraph"/>
             </w:pPr>
             <w:r>
               <w:t xml:space="preserve">PT1.b</w:t>
@@ -5079,7 +5111,7 @@
           <w:tcPr/>
           <w:p>
             <w:pPr>
-              <w:pStyle w:val="Compact"/>
+              <w:pStyle w:val="CompactParagraph"/>
             </w:pPr>
             <w:r>
               <w:t xml:space="preserve">New publish-side validator: when</w:t>
@@ -5158,7 +5190,7 @@
           <w:tcPr/>
           <w:p>
             <w:pPr>
-              <w:pStyle w:val="Compact"/>
+              <w:pStyle w:val="CompactParagraph"/>
             </w:pPr>
             <w:r>
               <w:rPr>
@@ -5173,7 +5205,7 @@
           <w:tcPr/>
           <w:p>
             <w:pPr>
-              <w:pStyle w:val="Compact"/>
+              <w:pStyle w:val="CompactParagraph"/>
             </w:pPr>
             <w:r>
               <w:rPr>
@@ -5193,7 +5225,7 @@
           <w:tcPr/>
           <w:p>
             <w:pPr>
-              <w:pStyle w:val="Compact"/>
+              <w:pStyle w:val="CompactParagraph"/>
             </w:pPr>
             <w:r>
               <w:t xml:space="preserve">xPlaytest dev</w:t>
@@ -5204,7 +5236,7 @@
           <w:tcPr/>
           <w:p>
             <w:pPr>
-              <w:pStyle w:val="Compact"/>
+              <w:pStyle w:val="CompactParagraph"/>
             </w:pPr>
             <w:r>
               <w:t xml:space="preserve">2</w:t>
@@ -5215,7 +5247,7 @@
           <w:tcPr/>
           <w:p>
             <w:pPr>
-              <w:pStyle w:val="Compact"/>
+              <w:pStyle w:val="CompactParagraph"/>
             </w:pPr>
             <w:r>
               <w:t xml:space="preserve">XC1.a, XC2.a</w:t>
@@ -5226,7 +5258,7 @@
           <w:tcPr/>
           <w:p>
             <w:pPr>
-              <w:pStyle w:val="Compact"/>
+              <w:pStyle w:val="CompactParagraph"/>
             </w:pPr>
             <w:r>
               <w:t xml:space="preserve">New typed HTTP client wrapping SAGE’s</w:t>
@@ -5263,7 +5295,7 @@
           <w:tcPr/>
           <w:p>
             <w:pPr>
-              <w:pStyle w:val="Compact"/>
+              <w:pStyle w:val="CompactParagraph"/>
             </w:pPr>
             <w:r>
               <w:rPr>
@@ -5278,7 +5310,7 @@
           <w:tcPr/>
           <w:p>
             <w:pPr>
-              <w:pStyle w:val="Compact"/>
+              <w:pStyle w:val="CompactParagraph"/>
             </w:pPr>
             <w:r>
               <w:t xml:space="preserve">Persist</w:t>
@@ -5313,7 +5345,7 @@
           <w:tcPr/>
           <w:p>
             <w:pPr>
-              <w:pStyle w:val="Compact"/>
+              <w:pStyle w:val="CompactParagraph"/>
             </w:pPr>
             <w:r>
               <w:t xml:space="preserve">xPlaytest dev</w:t>
@@ -5324,7 +5356,7 @@
           <w:tcPr/>
           <w:p>
             <w:pPr>
-              <w:pStyle w:val="Compact"/>
+              <w:pStyle w:val="CompactParagraph"/>
             </w:pPr>
             <w:r>
               <w:t xml:space="preserve">1</w:t>
@@ -5335,7 +5367,7 @@
           <w:tcPr/>
           <w:p>
             <w:pPr>
-              <w:pStyle w:val="Compact"/>
+              <w:pStyle w:val="CompactParagraph"/>
             </w:pPr>
             <w:r>
               <w:t xml:space="preserve">PT4.a</w:t>
@@ -5346,7 +5378,7 @@
           <w:tcPr/>
           <w:p>
             <w:pPr>
-              <w:pStyle w:val="Compact"/>
+              <w:pStyle w:val="CompactParagraph"/>
             </w:pPr>
             <w:r>
               <w:t xml:space="preserve">Schema migration adds</w:t>
@@ -5419,7 +5451,7 @@
           <w:tcPr/>
           <w:p>
             <w:pPr>
-              <w:pStyle w:val="Compact"/>
+              <w:pStyle w:val="CompactParagraph"/>
             </w:pPr>
             <w:r>
               <w:rPr>
@@ -5434,7 +5466,7 @@
           <w:tcPr/>
           <w:p>
             <w:pPr>
-              <w:pStyle w:val="Compact"/>
+              <w:pStyle w:val="CompactParagraph"/>
             </w:pPr>
             <w:r>
               <w:t xml:space="preserve">Polling loop with exponential backoff</w:t>
@@ -5445,7 +5477,7 @@
           <w:tcPr/>
           <w:p>
             <w:pPr>
-              <w:pStyle w:val="Compact"/>
+              <w:pStyle w:val="CompactParagraph"/>
             </w:pPr>
             <w:r>
               <w:t xml:space="preserve">xPlaytest dev</w:t>
@@ -5456,7 +5488,7 @@
           <w:tcPr/>
           <w:p>
             <w:pPr>
-              <w:pStyle w:val="Compact"/>
+              <w:pStyle w:val="CompactParagraph"/>
             </w:pPr>
             <w:r>
               <w:t xml:space="preserve">2</w:t>
@@ -5467,7 +5499,7 @@
           <w:tcPr/>
           <w:p>
             <w:pPr>
-              <w:pStyle w:val="Compact"/>
+              <w:pStyle w:val="CompactParagraph"/>
             </w:pPr>
             <w:r>
               <w:t xml:space="preserve">XC1.b, XC3.c, PT4.b</w:t>
@@ -5478,7 +5510,7 @@
           <w:tcPr/>
           <w:p>
             <w:pPr>
-              <w:pStyle w:val="Compact"/>
+              <w:pStyle w:val="CompactParagraph"/>
             </w:pPr>
             <w:r>
               <w:t xml:space="preserve">Backoff per SPEC.md §3.1: 30s → 60s → 2min → 5min cap, 60min wall-clock. On terminal</w:t>
@@ -5593,7 +5625,7 @@
           <w:tcPr/>
           <w:p>
             <w:pPr>
-              <w:pStyle w:val="Compact"/>
+              <w:pStyle w:val="CompactParagraph"/>
             </w:pPr>
             <w:r>
               <w:rPr>
@@ -5608,7 +5640,7 @@
           <w:tcPr/>
           <w:p>
             <w:pPr>
-              <w:pStyle w:val="Compact"/>
+              <w:pStyle w:val="CompactParagraph"/>
             </w:pPr>
             <w:r>
               <w:t xml:space="preserve">New</w:t>
@@ -5649,7 +5681,7 @@
           <w:tcPr/>
           <w:p>
             <w:pPr>
-              <w:pStyle w:val="Compact"/>
+              <w:pStyle w:val="CompactParagraph"/>
             </w:pPr>
             <w:r>
               <w:t xml:space="preserve">xPlaytest dev</w:t>
@@ -5660,7 +5692,7 @@
           <w:tcPr/>
           <w:p>
             <w:pPr>
-              <w:pStyle w:val="Compact"/>
+              <w:pStyle w:val="CompactParagraph"/>
             </w:pPr>
             <w:r>
               <w:t xml:space="preserve">1</w:t>
@@ -5671,7 +5703,7 @@
           <w:tcPr/>
           <w:p>
             <w:pPr>
-              <w:pStyle w:val="Compact"/>
+              <w:pStyle w:val="CompactParagraph"/>
             </w:pPr>
             <w:r>
               <w:t xml:space="preserve">PT5.a</w:t>
@@ -5682,7 +5714,7 @@
           <w:tcPr/>
           <w:p>
             <w:pPr>
-              <w:pStyle w:val="Compact"/>
+              <w:pStyle w:val="CompactParagraph"/>
             </w:pPr>
             <w:r>
               <w:t xml:space="preserve">Enum value added (with migration safe-defaults). New</w:t>
@@ -5722,7 +5754,7 @@
           <w:tcPr/>
           <w:p>
             <w:pPr>
-              <w:pStyle w:val="Compact"/>
+              <w:pStyle w:val="CompactParagraph"/>
             </w:pPr>
             <w:r>
               <w:rPr>
@@ -5737,7 +5769,7 @@
           <w:tcPr/>
           <w:p>
             <w:pPr>
-              <w:pStyle w:val="Compact"/>
+              <w:pStyle w:val="CompactParagraph"/>
             </w:pPr>
             <w:r>
               <w:t xml:space="preserve">Surface launch URL on Playtest GET API</w:t>
@@ -5748,7 +5780,7 @@
           <w:tcPr/>
           <w:p>
             <w:pPr>
-              <w:pStyle w:val="Compact"/>
+              <w:pStyle w:val="CompactParagraph"/>
             </w:pPr>
             <w:r>
               <w:t xml:space="preserve">xPlaytest dev</w:t>
@@ -5759,7 +5791,7 @@
           <w:tcPr/>
           <w:p>
             <w:pPr>
-              <w:pStyle w:val="Compact"/>
+              <w:pStyle w:val="CompactParagraph"/>
             </w:pPr>
             <w:r>
               <w:t xml:space="preserve">1</w:t>
@@ -5770,7 +5802,7 @@
           <w:tcPr/>
           <w:p>
             <w:pPr>
-              <w:pStyle w:val="Compact"/>
+              <w:pStyle w:val="CompactParagraph"/>
             </w:pPr>
             <w:r>
               <w:t xml:space="preserve">PT5.b</w:t>
@@ -5781,7 +5813,7 @@
           <w:tcPr/>
           <w:p>
             <w:pPr>
-              <w:pStyle w:val="Compact"/>
+              <w:pStyle w:val="CompactParagraph"/>
             </w:pPr>
             <w:r>
               <w:rPr>
@@ -5815,7 +5847,7 @@
           <w:tcPr/>
           <w:p>
             <w:pPr>
-              <w:pStyle w:val="Compact"/>
+              <w:pStyle w:val="CompactParagraph"/>
             </w:pPr>
             <w:r>
               <w:rPr>
@@ -5830,7 +5862,7 @@
           <w:tcPr/>
           <w:p>
             <w:pPr>
-              <w:pStyle w:val="Compact"/>
+              <w:pStyle w:val="CompactParagraph"/>
             </w:pPr>
             <w:r>
               <w:t xml:space="preserve">Background reconciliation job for stuck ingestions</w:t>
@@ -5841,7 +5873,7 @@
           <w:tcPr/>
           <w:p>
             <w:pPr>
-              <w:pStyle w:val="Compact"/>
+              <w:pStyle w:val="CompactParagraph"/>
             </w:pPr>
             <w:r>
               <w:t xml:space="preserve">xPlaytest dev</w:t>
@@ -5852,7 +5884,7 @@
           <w:tcPr/>
           <w:p>
             <w:pPr>
-              <w:pStyle w:val="Compact"/>
+              <w:pStyle w:val="CompactParagraph"/>
             </w:pPr>
             <w:r>
               <w:t xml:space="preserve">2</w:t>
@@ -5863,7 +5895,7 @@
           <w:tcPr/>
           <w:p>
             <w:pPr>
-              <w:pStyle w:val="Compact"/>
+              <w:pStyle w:val="CompactParagraph"/>
             </w:pPr>
             <w:r>
               <w:t xml:space="preserve">PT5.a, PT4.b</w:t>
@@ -5874,7 +5906,7 @@
           <w:tcPr/>
           <w:p>
             <w:pPr>
-              <w:pStyle w:val="Compact"/>
+              <w:pStyle w:val="CompactParagraph"/>
             </w:pPr>
             <w:r>
               <w:t xml:space="preserve">New singleton timer service polls</w:t>
@@ -6031,7 +6063,7 @@
           <w:tcPr/>
           <w:p>
             <w:pPr>
-              <w:pStyle w:val="Compact"/>
+              <w:pStyle w:val="CompactParagraph"/>
             </w:pPr>
             <w:r>
               <w:t xml:space="preserve">ID</w:t>
@@ -6042,7 +6074,7 @@
           <w:tcPr/>
           <w:p>
             <w:pPr>
-              <w:pStyle w:val="Compact"/>
+              <w:pStyle w:val="CompactParagraph"/>
             </w:pPr>
             <w:r>
               <w:t xml:space="preserve">Title</w:t>
@@ -6053,7 +6085,7 @@
           <w:tcPr/>
           <w:p>
             <w:pPr>
-              <w:pStyle w:val="Compact"/>
+              <w:pStyle w:val="CompactParagraph"/>
             </w:pPr>
             <w:r>
               <w:t xml:space="preserve">Owner</w:t>
@@ -6064,7 +6096,7 @@
           <w:tcPr/>
           <w:p>
             <w:pPr>
-              <w:pStyle w:val="Compact"/>
+              <w:pStyle w:val="CompactParagraph"/>
             </w:pPr>
             <w:r>
               <w:t xml:space="preserve">SWAG</w:t>
@@ -6075,7 +6107,7 @@
           <w:tcPr/>
           <w:p>
             <w:pPr>
-              <w:pStyle w:val="Compact"/>
+              <w:pStyle w:val="CompactParagraph"/>
             </w:pPr>
             <w:r>
               <w:t xml:space="preserve">Depends on</w:t>
@@ -6086,7 +6118,7 @@
           <w:tcPr/>
           <w:p>
             <w:pPr>
-              <w:pStyle w:val="Compact"/>
+              <w:pStyle w:val="CompactParagraph"/>
             </w:pPr>
             <w:r>
               <w:t xml:space="preserve">Acceptance</w:t>
@@ -6099,7 +6131,7 @@
           <w:tcPr/>
           <w:p>
             <w:pPr>
-              <w:pStyle w:val="Compact"/>
+              <w:pStyle w:val="CompactParagraph"/>
             </w:pPr>
             <w:r>
               <w:rPr>
@@ -6114,7 +6146,7 @@
           <w:tcPr/>
           <w:p>
             <w:pPr>
-              <w:pStyle w:val="Compact"/>
+              <w:pStyle w:val="CompactParagraph"/>
             </w:pPr>
             <w:r>
               <w:t xml:space="preserve">Re-trigger ingestion on audience change</w:t>
@@ -6125,7 +6157,7 @@
           <w:tcPr/>
           <w:p>
             <w:pPr>
-              <w:pStyle w:val="Compact"/>
+              <w:pStyle w:val="CompactParagraph"/>
             </w:pPr>
             <w:r>
               <w:t xml:space="preserve">xPlaytest dev</w:t>
@@ -6136,7 +6168,7 @@
           <w:tcPr/>
           <w:p>
             <w:pPr>
-              <w:pStyle w:val="Compact"/>
+              <w:pStyle w:val="CompactParagraph"/>
             </w:pPr>
             <w:r>
               <w:t xml:space="preserve">1</w:t>
@@ -6147,7 +6179,7 @@
           <w:tcPr/>
           <w:p>
             <w:pPr>
-              <w:pStyle w:val="Compact"/>
+              <w:pStyle w:val="CompactParagraph"/>
             </w:pPr>
             <w:r>
               <w:t xml:space="preserve">PT1.a, PT4.a</w:t>
@@ -6158,7 +6190,7 @@
           <w:tcPr/>
           <w:p>
             <w:pPr>
-              <w:pStyle w:val="Compact"/>
+              <w:pStyle w:val="CompactParagraph"/>
             </w:pPr>
             <w:r>
               <w:t xml:space="preserve">Hook into</w:t>
@@ -6234,7 +6266,7 @@
           <w:tcPr/>
           <w:p>
             <w:pPr>
-              <w:pStyle w:val="Compact"/>
+              <w:pStyle w:val="CompactParagraph"/>
             </w:pPr>
             <w:r>
               <w:rPr>
@@ -6249,7 +6281,7 @@
           <w:tcPr/>
           <w:p>
             <w:pPr>
-              <w:pStyle w:val="Compact"/>
+              <w:pStyle w:val="CompactParagraph"/>
             </w:pPr>
             <w:r>
               <w:t xml:space="preserve">Re-trigger on expiration change</w:t>
@@ -6260,7 +6292,7 @@
           <w:tcPr/>
           <w:p>
             <w:pPr>
-              <w:pStyle w:val="Compact"/>
+              <w:pStyle w:val="CompactParagraph"/>
             </w:pPr>
             <w:r>
               <w:t xml:space="preserve">xPlaytest dev</w:t>
@@ -6271,7 +6303,7 @@
           <w:tcPr/>
           <w:p>
             <w:pPr>
-              <w:pStyle w:val="Compact"/>
+              <w:pStyle w:val="CompactParagraph"/>
             </w:pPr>
             <w:r>
               <w:t xml:space="preserve">1</w:t>
@@ -6282,7 +6314,7 @@
           <w:tcPr/>
           <w:p>
             <w:pPr>
-              <w:pStyle w:val="Compact"/>
+              <w:pStyle w:val="CompactParagraph"/>
             </w:pPr>
             <w:r>
               <w:t xml:space="preserve">PT6.a</w:t>
@@ -6293,7 +6325,7 @@
           <w:tcPr/>
           <w:p>
             <w:pPr>
-              <w:pStyle w:val="Compact"/>
+              <w:pStyle w:val="CompactParagraph"/>
             </w:pPr>
             <w:r>
               <w:t xml:space="preserve">Same hook, expiry delta path. Integration test.</w:t>
@@ -6306,7 +6338,7 @@
           <w:tcPr/>
           <w:p>
             <w:pPr>
-              <w:pStyle w:val="Compact"/>
+              <w:pStyle w:val="CompactParagraph"/>
             </w:pPr>
             <w:r>
               <w:rPr>
@@ -6321,7 +6353,7 @@
           <w:tcPr/>
           <w:p>
             <w:pPr>
-              <w:pStyle w:val="Compact"/>
+              <w:pStyle w:val="CompactParagraph"/>
             </w:pPr>
             <w:r>
               <w:t xml:space="preserve">Re-trigger on build republish</w:t>
@@ -6332,7 +6364,7 @@
           <w:tcPr/>
           <w:p>
             <w:pPr>
-              <w:pStyle w:val="Compact"/>
+              <w:pStyle w:val="CompactParagraph"/>
             </w:pPr>
             <w:r>
               <w:t xml:space="preserve">xPlaytest dev</w:t>
@@ -6343,7 +6375,7 @@
           <w:tcPr/>
           <w:p>
             <w:pPr>
-              <w:pStyle w:val="Compact"/>
+              <w:pStyle w:val="CompactParagraph"/>
             </w:pPr>
             <w:r>
               <w:t xml:space="preserve">2</w:t>
@@ -6354,7 +6386,7 @@
           <w:tcPr/>
           <w:p>
             <w:pPr>
-              <w:pStyle w:val="Compact"/>
+              <w:pStyle w:val="CompactParagraph"/>
             </w:pPr>
             <w:r>
               <w:t xml:space="preserve">PT6.a, PT2.a</w:t>
@@ -6365,7 +6397,7 @@
           <w:tcPr/>
           <w:p>
             <w:pPr>
-              <w:pStyle w:val="Compact"/>
+              <w:pStyle w:val="CompactParagraph"/>
             </w:pPr>
             <w:r>
               <w:t xml:space="preserve">When a new package is uploaded, re-send</w:t>
@@ -6405,7 +6437,7 @@
           <w:tcPr/>
           <w:p>
             <w:pPr>
-              <w:pStyle w:val="Compact"/>
+              <w:pStyle w:val="CompactParagraph"/>
             </w:pPr>
             <w:r>
               <w:rPr>
@@ -6420,7 +6452,7 @@
           <w:tcPr/>
           <w:p>
             <w:pPr>
-              <w:pStyle w:val="Compact"/>
+              <w:pStyle w:val="CompactParagraph"/>
             </w:pPr>
             <w:r>
               <w:t xml:space="preserve">Teardown on playtest delete</w:t>
@@ -6431,7 +6463,7 @@
           <w:tcPr/>
           <w:p>
             <w:pPr>
-              <w:pStyle w:val="Compact"/>
+              <w:pStyle w:val="CompactParagraph"/>
             </w:pPr>
             <w:r>
               <w:t xml:space="preserve">xPlaytest dev</w:t>
@@ -6442,7 +6474,7 @@
           <w:tcPr/>
           <w:p>
             <w:pPr>
-              <w:pStyle w:val="Compact"/>
+              <w:pStyle w:val="CompactParagraph"/>
             </w:pPr>
             <w:r>
               <w:t xml:space="preserve">1</w:t>
@@ -6453,7 +6485,7 @@
           <w:tcPr/>
           <w:p>
             <w:pPr>
-              <w:pStyle w:val="Compact"/>
+              <w:pStyle w:val="CompactParagraph"/>
             </w:pPr>
             <w:r>
               <w:t xml:space="preserve">PT6.a, XC3.d, XC1.c</w:t>
@@ -6464,7 +6496,7 @@
           <w:tcPr/>
           <w:p>
             <w:pPr>
-              <w:pStyle w:val="Compact"/>
+              <w:pStyle w:val="CompactParagraph"/>
             </w:pPr>
             <w:r>
               <w:t xml:space="preserve">Wire into the existing delete workflow. Call</w:t>
@@ -6548,7 +6580,7 @@
           <w:tcPr/>
           <w:p>
             <w:pPr>
-              <w:pStyle w:val="Compact"/>
+              <w:pStyle w:val="CompactParagraph"/>
             </w:pPr>
             <w:r>
               <w:t xml:space="preserve">Phase</w:t>
@@ -6559,7 +6591,7 @@
           <w:tcPr/>
           <w:p>
             <w:pPr>
-              <w:pStyle w:val="Compact"/>
+              <w:pStyle w:val="CompactParagraph"/>
             </w:pPr>
             <w:r>
               <w:t xml:space="preserve">Milestone</w:t>
@@ -6570,7 +6602,7 @@
           <w:tcPr/>
           <w:p>
             <w:pPr>
-              <w:pStyle w:val="Compact"/>
+              <w:pStyle w:val="CompactParagraph"/>
             </w:pPr>
             <w:r>
               <w:t xml:space="preserve">Tasks in scope</w:t>
@@ -6581,7 +6613,7 @@
           <w:tcPr/>
           <w:p>
             <w:pPr>
-              <w:pStyle w:val="Compact"/>
+              <w:pStyle w:val="CompactParagraph"/>
             </w:pPr>
             <w:r>
               <w:t xml:space="preserve">SWAG (days)</w:t>
@@ -6594,7 +6626,7 @@
           <w:tcPr/>
           <w:p>
             <w:pPr>
-              <w:pStyle w:val="Compact"/>
+              <w:pStyle w:val="CompactParagraph"/>
             </w:pPr>
             <w:r>
               <w:t xml:space="preserve">A</w:t>
@@ -6605,7 +6637,7 @@
           <w:tcPr/>
           <w:p>
             <w:pPr>
-              <w:pStyle w:val="Compact"/>
+              <w:pStyle w:val="CompactParagraph"/>
             </w:pPr>
             <w:r>
               <w:t xml:space="preserve">M1 — Foundational demo</w:t>
@@ -6616,7 +6648,7 @@
           <w:tcPr/>
           <w:p>
             <w:pPr>
-              <w:pStyle w:val="Compact"/>
+              <w:pStyle w:val="CompactParagraph"/>
             </w:pPr>
             <w:r>
               <w:t xml:space="preserve">XC4.a, XC4.b, XC4.c, XC5.a, XC5.b, XC5.c, XC2.a, PT3.a,</w:t>
@@ -6637,7 +6669,7 @@
           <w:tcPr/>
           <w:p>
             <w:pPr>
-              <w:pStyle w:val="Compact"/>
+              <w:pStyle w:val="CompactParagraph"/>
             </w:pPr>
             <w:r>
               <w:t xml:space="preserve">14 (parallel across teams)</w:t>
@@ -6650,7 +6682,7 @@
           <w:tcPr/>
           <w:p>
             <w:pPr>
-              <w:pStyle w:val="Compact"/>
+              <w:pStyle w:val="CompactParagraph"/>
             </w:pPr>
             <w:r>
               <w:t xml:space="preserve">B</w:t>
@@ -6661,7 +6693,7 @@
           <w:tcPr/>
           <w:p>
             <w:pPr>
-              <w:pStyle w:val="Compact"/>
+              <w:pStyle w:val="CompactParagraph"/>
             </w:pPr>
             <w:r>
               <w:t xml:space="preserve">M2 — End-to-end ingestion</w:t>
@@ -6672,7 +6704,7 @@
           <w:tcPr/>
           <w:p>
             <w:pPr>
-              <w:pStyle w:val="Compact"/>
+              <w:pStyle w:val="CompactParagraph"/>
             </w:pPr>
             <w:r>
               <w:t xml:space="preserve">XC3.a, XC3.b, XC3.c, XC3.d, XC1.a, XC1.b, XC1.c, XC6.a, XC6.b, PT2.a, PT2.b</w:t>
@@ -6683,7 +6715,7 @@
           <w:tcPr/>
           <w:p>
             <w:pPr>
-              <w:pStyle w:val="Compact"/>
+              <w:pStyle w:val="CompactParagraph"/>
             </w:pPr>
             <w:r>
               <w:t xml:space="preserve">20</w:t>
@@ -6696,7 +6728,7 @@
           <w:tcPr/>
           <w:p>
             <w:pPr>
-              <w:pStyle w:val="Compact"/>
+              <w:pStyle w:val="CompactParagraph"/>
             </w:pPr>
             <w:r>
               <w:t xml:space="preserve">C</w:t>
@@ -6707,7 +6739,7 @@
           <w:tcPr/>
           <w:p>
             <w:pPr>
-              <w:pStyle w:val="Compact"/>
+              <w:pStyle w:val="CompactParagraph"/>
             </w:pPr>
             <w:r>
               <w:t xml:space="preserve">M3 — xPlaytest integration</w:t>
@@ -6718,7 +6750,7 @@
           <w:tcPr/>
           <w:p>
             <w:pPr>
-              <w:pStyle w:val="Compact"/>
+              <w:pStyle w:val="CompactParagraph"/>
             </w:pPr>
             <w:r>
               <w:t xml:space="preserve">PT1.a, PT1.b, PT1.c, PT4.a, PT4.b, PT5.a, PT5.b, PT5.c, PT5.d</w:t>
@@ -6729,7 +6761,7 @@
           <w:tcPr/>
           <w:p>
             <w:pPr>
-              <w:pStyle w:val="Compact"/>
+              <w:pStyle w:val="CompactParagraph"/>
             </w:pPr>
             <w:r>
               <w:t xml:space="preserve">15</w:t>
@@ -6742,7 +6774,7 @@
           <w:tcPr/>
           <w:p>
             <w:pPr>
-              <w:pStyle w:val="Compact"/>
+              <w:pStyle w:val="CompactParagraph"/>
             </w:pPr>
             <w:r>
               <w:t xml:space="preserve">D</w:t>
@@ -6753,7 +6785,7 @@
           <w:tcPr/>
           <w:p>
             <w:pPr>
-              <w:pStyle w:val="Compact"/>
+              <w:pStyle w:val="CompactParagraph"/>
             </w:pPr>
             <w:r>
               <w:t xml:space="preserve">M4 — Lifecycle</w:t>
@@ -6764,7 +6796,7 @@
           <w:tcPr/>
           <w:p>
             <w:pPr>
-              <w:pStyle w:val="Compact"/>
+              <w:pStyle w:val="CompactParagraph"/>
             </w:pPr>
             <w:r>
               <w:t xml:space="preserve">PT6.a, PT6.b, PT6.c, PT6.d</w:t>
@@ -6775,7 +6807,7 @@
           <w:tcPr/>
           <w:p>
             <w:pPr>
-              <w:pStyle w:val="Compact"/>
+              <w:pStyle w:val="CompactParagraph"/>
             </w:pPr>
             <w:r>
               <w:t xml:space="preserve">5</w:t>
@@ -6788,7 +6820,7 @@
           <w:tcPr/>
           <w:p>
             <w:pPr>
-              <w:pStyle w:val="Compact"/>
+              <w:pStyle w:val="CompactParagraph"/>
             </w:pPr>
             <w:r>
               <w:t xml:space="preserve">—</w:t>
@@ -6799,7 +6831,7 @@
           <w:tcPr/>
           <w:p>
             <w:pPr>
-              <w:pStyle w:val="Compact"/>
+              <w:pStyle w:val="CompactParagraph"/>
             </w:pPr>
             <w:r>
               <w:t xml:space="preserve">M5 — Soak + handoff</w:t>
@@ -6810,7 +6842,7 @@
           <w:tcPr/>
           <w:p>
             <w:pPr>
-              <w:pStyle w:val="Compact"/>
+              <w:pStyle w:val="CompactParagraph"/>
             </w:pPr>
             <w:r>
               <w:t xml:space="preserve">(no new tasks; bug-fix + documentation)</w:t>
@@ -6821,7 +6853,7 @@
           <w:tcPr/>
           <w:p>
             <w:pPr>
-              <w:pStyle w:val="Compact"/>
+              <w:pStyle w:val="CompactParagraph"/>
             </w:pPr>
             <w:r>
               <w:t xml:space="preserve">0</w:t>
@@ -6966,7 +6998,7 @@
     </w:p>
     <w:p>
       <w:pPr>
-        <w:pStyle w:val="Compact"/>
+        <w:pStyle w:val="CompactParagraph"/>
         <w:numPr>
           <w:ilvl w:val="0"/>
           <w:numId w:val="1002"/>
@@ -7057,7 +7089,7 @@
     </w:p>
     <w:p>
       <w:pPr>
-        <w:pStyle w:val="Compact"/>
+        <w:pStyle w:val="CompactParagraph"/>
         <w:numPr>
           <w:ilvl w:val="0"/>
           <w:numId w:val="1002"/>
@@ -7085,7 +7117,7 @@
     </w:p>
     <w:p>
       <w:pPr>
-        <w:pStyle w:val="Compact"/>
+        <w:pStyle w:val="CompactParagraph"/>
         <w:numPr>
           <w:ilvl w:val="0"/>
           <w:numId w:val="1002"/>
@@ -7103,7 +7135,7 @@
     </w:p>
     <w:p>
       <w:pPr>
-        <w:pStyle w:val="Compact"/>
+        <w:pStyle w:val="CompactParagraph"/>
         <w:numPr>
           <w:ilvl w:val="0"/>
           <w:numId w:val="1002"/>
@@ -7138,6 +7170,8 @@
     <w:bookmarkEnd w:id="26"/>
     <w:bookmarkEnd w:id="27"/>
     <w:sectPr>
+      <w:headerReference r:id="rIdHdr1" w:type="default"/>
+      <w:footerReference r:id="rIdFtr1" w:type="default"/>
       <w:footnotePr>
         <w:numRestart w:val="eachSect"/>
       </w:footnotePr>
@@ -7150,6 +7184,46 @@
 <w:comments xmlns:w="http://schemas.openxmlformats.org/wordprocessingml/2006/main" xmlns:m="http://schemas.openxmlformats.org/officeDocument/2006/math" xmlns:r="http://schemas.openxmlformats.org/officeDocument/2006/relationships" xmlns:o="urn:schemas-microsoft-com:office:office" xmlns:v="urn:schemas-microsoft-com:vml" xmlns:w10="urn:schemas-microsoft-com:office:word" xmlns:a="http://schemas.openxmlformats.org/drawingml/2006/main" xmlns:pic="http://schemas.openxmlformats.org/drawingml/2006/picture" xmlns:wp="http://schemas.openxmlformats.org/drawingml/2006/wordprocessingDrawing"/>
 </file>
 
+<file path=word/footer1.xml><?xml version="1.0" encoding="utf-8"?>
+<w:ftr xmlns:w="http://schemas.openxmlformats.org/wordprocessingml/2006/main">
+  <w:p>
+    <w:pPr>
+      <w:pStyle w:val="Footer"/>
+    </w:pPr>
+    <w:r>
+      <w:t xml:space="preserve">Melanie Chen · Draft v2 · 2026-06-03</w:t>
+    </w:r>
+    <w:r>
+      <w:tab/>
+    </w:r>
+    <w:r>
+      <w:t xml:space="preserve">Page </w:t>
+    </w:r>
+    <w:r>
+      <w:fldChar w:fldCharType="begin"/>
+    </w:r>
+    <w:r>
+      <w:instrText xml:space="preserve"> PAGE </w:instrText>
+    </w:r>
+    <w:r>
+      <w:fldChar w:fldCharType="end"/>
+    </w:r>
+    <w:r>
+      <w:t xml:space="preserve"> of </w:t>
+    </w:r>
+    <w:r>
+      <w:fldChar w:fldCharType="begin"/>
+    </w:r>
+    <w:r>
+      <w:instrText xml:space="preserve"> NUMPAGES </w:instrText>
+    </w:r>
+    <w:r>
+      <w:fldChar w:fldCharType="end"/>
+    </w:r>
+  </w:p>
+</w:ftr>
+</file>
+
 <file path=word/footnotes.xml><?xml version="1.0" encoding="utf-8"?>
 <w:footnotes xmlns:w="http://schemas.openxmlformats.org/wordprocessingml/2006/main" xmlns:m="http://schemas.openxmlformats.org/officeDocument/2006/math" xmlns:r="http://schemas.openxmlformats.org/officeDocument/2006/relationships" xmlns:o="urn:schemas-microsoft-com:office:office" xmlns:v="urn:schemas-microsoft-com:vml" xmlns:w10="urn:schemas-microsoft-com:office:word" xmlns:a="http://schemas.openxmlformats.org/drawingml/2006/main" xmlns:pic="http://schemas.openxmlformats.org/drawingml/2006/picture" xmlns:wp="http://schemas.openxmlformats.org/drawingml/2006/wordprocessingDrawing">
   <w:footnote w:type="continuationSeparator" w:id="0">
@@ -7167,6 +7241,25 @@
     </w:p>
   </w:footnote>
 </w:footnotes>
+</file>
+
+<file path=word/header1.xml><?xml version="1.0" encoding="utf-8"?>
+<w:hdr xmlns:w="http://schemas.openxmlformats.org/wordprocessingml/2006/main">
+  <w:p>
+    <w:pPr>
+      <w:pStyle w:val="Header"/>
+    </w:pPr>
+    <w:r>
+      <w:t>Instantly Shareable Playtest — Implementation Spec</w:t>
+    </w:r>
+    <w:r>
+      <w:tab/>
+    </w:r>
+    <w:r>
+      <w:t>Confidential · Microsoft Gaming</w:t>
+    </w:r>
+  </w:p>
+</w:hdr>
 </file>
 
 <file path=word/numbering.xml><?xml version="1.0" encoding="utf-8"?>
@@ -7363,544 +7456,344 @@
 </file>
 
 <file path=word/styles.xml><?xml version="1.0" encoding="utf-8"?>
-<w:styles xmlns:r="http://schemas.openxmlformats.org/officeDocument/2006/relationships" xmlns:w="http://schemas.openxmlformats.org/wordprocessingml/2006/main">
+<w:styles xmlns:w="http://schemas.openxmlformats.org/wordprocessingml/2006/main">
   <w:docDefaults>
     <w:rPrDefault>
       <w:rPr>
-        <w:rFonts w:asciiTheme="minorHAnsi" w:cstheme="minorBidi" w:eastAsiaTheme="minorEastAsia" w:hAnsiTheme="minorHAnsi"/>
-        <w:sz w:val="24"/>
-        <w:szCs w:val="24"/>
-        <w:lang w:bidi="ar-SA" w:eastAsia="zh-CN" w:val="en-US"/>
+        <w:rFonts w:ascii="Segoe UI" w:cs="Segoe UI" w:hAnsi="Segoe UI"/>
+        <w:sz w:val="22"/>
+        <w:szCs w:val="22"/>
+        <w:lang w:val="en-US"/>
       </w:rPr>
     </w:rPrDefault>
     <w:pPrDefault>
       <w:pPr>
-        <w:spacing w:after="200"/>
+        <w:spacing w:after="120" w:line="288" w:lineRule="auto"/>
       </w:pPr>
     </w:pPrDefault>
   </w:docDefaults>
-  <w:latentStyles w:count="276" w:defLockedState="0" w:defQFormat="0" w:defSemiHidden="0" w:defUIPriority="0" w:defUnhideWhenUsed="0"/>
   <w:style w:default="1" w:styleId="Normal" w:type="paragraph">
     <w:name w:val="Normal"/>
     <w:qFormat/>
   </w:style>
-  <w:style w:styleId="BodyText" w:type="paragraph">
-    <w:name w:val="Body Text"/>
-    <w:basedOn w:val="Normal"/>
-    <w:link w:val="BodyTextChar"/>
-    <w:qFormat/>
-    <w:pPr>
-      <w:spacing w:after="180" w:before="180"/>
-    </w:pPr>
-  </w:style>
-  <w:style w:customStyle="1" w:styleId="FirstParagraph" w:type="paragraph">
-    <w:name w:val="First Paragraph"/>
-    <w:basedOn w:val="BodyText"/>
-    <w:next w:val="BodyText"/>
-    <w:qFormat/>
-  </w:style>
-  <w:style w:customStyle="1" w:styleId="Compact" w:type="paragraph">
-    <w:name w:val="Compact"/>
-    <w:basedOn w:val="BodyText"/>
-    <w:qFormat/>
-    <w:pPr>
-      <w:spacing w:after="36" w:before="36"/>
-    </w:pPr>
-  </w:style>
   <w:style w:styleId="Title" w:type="paragraph">
     <w:name w:val="Title"/>
     <w:basedOn w:val="Normal"/>
-    <w:next w:val="BodyText"/>
-    <w:link w:val="TitleChar"/>
-    <w:uiPriority w:val="10"/>
+    <w:next w:val="Normal"/>
     <w:qFormat/>
-    <w:rsid w:val="00A10FD9"/>
     <w:pPr>
-      <w:spacing w:after="80" w:line="240" w:lineRule="auto"/>
+      <w:spacing w:after="240" w:before="3600"/>
+      <w:jc w:val="center"/>
       <w:contextualSpacing/>
-      <w:jc w:val="center"/>
     </w:pPr>
     <w:rPr>
-      <w:rFonts w:asciiTheme="majorHAnsi" w:cstheme="majorBidi" w:eastAsiaTheme="majorEastAsia" w:hAnsiTheme="majorHAnsi"/>
-      <w:sz w:val="56"/>
-      <w:szCs w:val="56"/>
-    </w:rPr>
-  </w:style>
-  <w:style w:customStyle="1" w:styleId="TitleChar" w:type="character">
-    <w:name w:val="Title Char"/>
-    <w:basedOn w:val="DefaultParagraphFont"/>
-    <w:link w:val="Title"/>
-    <w:uiPriority w:val="10"/>
-    <w:rsid w:val="00A10FD9"/>
-    <w:rPr>
-      <w:rFonts w:asciiTheme="majorHAnsi" w:cstheme="majorBidi" w:eastAsiaTheme="majorEastAsia" w:hAnsiTheme="majorHAnsi"/>
-      <w:sz w:val="56"/>
-      <w:szCs w:val="56"/>
+      <w:rFonts w:ascii="Segoe UI Light" w:hAnsi="Segoe UI Light"/>
+      <w:color w:val="0F6CBD"/>
+      <w:sz w:val="64"/>
+      <w:szCs w:val="64"/>
     </w:rPr>
   </w:style>
   <w:style w:styleId="Subtitle" w:type="paragraph">
     <w:name w:val="Subtitle"/>
-    <w:basedOn w:val="Title"/>
-    <w:next w:val="BodyText"/>
-    <w:link w:val="SubtitleChar"/>
-    <w:uiPriority w:val="11"/>
+    <w:basedOn w:val="Normal"/>
+    <w:next w:val="Normal"/>
     <w:qFormat/>
-    <w:rsid w:val="00A10FD9"/>
     <w:pPr>
-      <w:numPr>
-        <w:ilvl w:val="1"/>
-      </w:numPr>
+      <w:spacing w:after="480" w:before="0"/>
+      <w:jc w:val="center"/>
+      <w:pBdr>
+        <w:bottom w:color="0F6CBD" w:space="8" w:sz="12" w:val="single"/>
+      </w:pBdr>
     </w:pPr>
     <w:rPr>
-      <w:rFonts w:cstheme="majorBidi" w:eastAsiaTheme="majorEastAsia"/>
-      <w:spacing w:val="15"/>
+      <w:rFonts w:ascii="Segoe UI" w:hAnsi="Segoe UI"/>
+      <w:color w:val="595959"/>
       <w:sz w:val="28"/>
       <w:szCs w:val="28"/>
+      <w:i/>
     </w:rPr>
   </w:style>
-  <w:style w:customStyle="1" w:styleId="SubtitleChar" w:type="character">
-    <w:name w:val="Subtitle Char"/>
-    <w:basedOn w:val="DefaultParagraphFont"/>
-    <w:link w:val="Subtitle"/>
-    <w:uiPriority w:val="11"/>
-    <w:rsid w:val="00A10FD9"/>
-    <w:rPr>
-      <w:rFonts w:cstheme="majorBidi" w:eastAsiaTheme="majorEastAsia"/>
-      <w:color w:themeColor="text1" w:themeTint="A6" w:val="595959"/>
-      <w:spacing w:val="15"/>
-      <w:sz w:val="28"/>
-      <w:szCs w:val="28"/>
-    </w:rPr>
-  </w:style>
-  <w:style w:customStyle="1" w:styleId="Author" w:type="paragraph">
+  <w:style w:styleId="Author" w:type="paragraph">
     <w:name w:val="Author"/>
-    <w:basedOn w:val="Title"/>
-    <w:next w:val="BodyText"/>
+    <w:basedOn w:val="Normal"/>
+    <w:next w:val="Normal"/>
     <w:qFormat/>
     <w:pPr>
-      <w:keepNext/>
-      <w:keepLines/>
+      <w:spacing w:after="0" w:before="120"/>
+      <w:jc w:val="center"/>
     </w:pPr>
     <w:rPr>
+      <w:rFonts w:ascii="Segoe UI Semibold" w:hAnsi="Segoe UI Semibold"/>
+      <w:color w:val="404040"/>
       <w:sz w:val="24"/>
       <w:szCs w:val="24"/>
     </w:rPr>
   </w:style>
   <w:style w:styleId="Date" w:type="paragraph">
     <w:name w:val="Date"/>
-    <w:basedOn w:val="Title"/>
-    <w:next w:val="BodyText"/>
+    <w:basedOn w:val="Normal"/>
+    <w:next w:val="Normal"/>
+    <w:qFormat/>
+    <w:pPr>
+      <w:spacing w:after="0" w:before="40"/>
+      <w:jc w:val="center"/>
+    </w:pPr>
+    <w:rPr>
+      <w:rFonts w:ascii="Segoe UI" w:hAnsi="Segoe UI"/>
+      <w:color w:val="808080"/>
+      <w:sz w:val="20"/>
+      <w:szCs w:val="20"/>
+    </w:rPr>
+  </w:style>
+  <w:style w:styleId="BodyText" w:type="paragraph">
+    <w:name w:val="Body Text"/>
+    <w:basedOn w:val="Normal"/>
+    <w:qFormat/>
+    <w:pPr>
+      <w:spacing w:after="120" w:before="0" w:line="288" w:lineRule="auto"/>
+    </w:pPr>
+  </w:style>
+  <w:style w:styleId="FirstParagraph" w:type="paragraph">
+    <w:name w:val="First Paragraph"/>
+    <w:basedOn w:val="BodyText"/>
+    <w:qFormat/>
+  </w:style>
+  <w:style w:styleId="Heading1" w:type="paragraph">
+    <w:name w:val="heading 1"/>
+    <w:basedOn w:val="Normal"/>
+    <w:next w:val="Normal"/>
     <w:qFormat/>
     <w:pPr>
       <w:keepNext/>
       <w:keepLines/>
+      <w:spacing w:after="120" w:before="480"/>
+      <w:outlineLvl w:val="0"/>
+      <w:pBdr>
+        <w:bottom w:color="0F6CBD" w:space="4" w:sz="6" w:val="single"/>
+      </w:pBdr>
     </w:pPr>
     <w:rPr>
-      <w:sz w:val="24"/>
-      <w:szCs w:val="24"/>
-    </w:rPr>
-  </w:style>
-  <w:style w:customStyle="1" w:styleId="AbstractTitle" w:type="paragraph">
-    <w:name w:val="Abstract Title"/>
-    <w:basedOn w:val="Normal"/>
-    <w:next w:val="Abstract"/>
-    <w:qFormat/>
-    <w:pPr>
-      <w:keepNext/>
-      <w:keepLines/>
-      <w:spacing w:after="0" w:before="300"/>
-      <w:jc w:val="center"/>
-    </w:pPr>
-    <w:rPr>
-      <w:b/>
-      <w:sz w:val="20"/>
-      <w:szCs w:val="20"/>
-    </w:rPr>
-  </w:style>
-  <w:style w:customStyle="1" w:styleId="Abstract" w:type="paragraph">
-    <w:name w:val="Abstract"/>
-    <w:basedOn w:val="Normal"/>
-    <w:next w:val="BodyText"/>
-    <w:qFormat/>
-    <w:pPr>
-      <w:keepNext/>
-      <w:keepLines/>
-      <w:spacing w:after="300" w:before="100"/>
-    </w:pPr>
-    <w:rPr>
-      <w:sz w:val="20"/>
-      <w:szCs w:val="20"/>
-    </w:rPr>
-  </w:style>
-  <w:style w:styleId="Bibliography" w:type="paragraph">
-    <w:name w:val="Bibliography"/>
-    <w:basedOn w:val="Normal"/>
-    <w:next w:val="Bibliography"/>
-    <w:qFormat/>
-    <w:pPr/>
-    <w:rPr/>
-  </w:style>
-  <w:style w:styleId="Heading1" w:type="paragraph">
-    <w:name w:val="heading 1"/>
-    <w:basedOn w:val="Normal"/>
-    <w:next w:val="BodyText"/>
-    <w:link w:val="Heading1Char"/>
-    <w:uiPriority w:val="9"/>
-    <w:qFormat/>
-    <w:rsid w:val="00A10FD9"/>
-    <w:pPr>
-      <w:keepNext/>
-      <w:keepLines/>
-      <w:spacing w:after="80" w:before="360"/>
-      <w:outlineLvl w:val="0"/>
-    </w:pPr>
-    <w:rPr>
-      <w:rFonts w:asciiTheme="majorHAnsi" w:cstheme="majorBidi" w:eastAsiaTheme="majorEastAsia" w:hAnsiTheme="majorHAnsi"/>
-      <w:color w:themeColor="accent1" w:themeShade="BF" w:val="0F4761"/>
-      <w:sz w:val="40"/>
-      <w:szCs w:val="40"/>
+      <w:rFonts w:ascii="Segoe UI Semibold" w:hAnsi="Segoe UI Semibold"/>
+      <w:color w:val="0F6CBD"/>
+      <w:sz w:val="36"/>
+      <w:szCs w:val="36"/>
     </w:rPr>
   </w:style>
   <w:style w:styleId="Heading2" w:type="paragraph">
     <w:name w:val="heading 2"/>
     <w:basedOn w:val="Normal"/>
-    <w:next w:val="BodyText"/>
-    <w:link w:val="Heading2Char"/>
-    <w:uiPriority w:val="9"/>
-    <w:semiHidden/>
-    <w:unhideWhenUsed/>
+    <w:next w:val="Normal"/>
     <w:qFormat/>
-    <w:rsid w:val="00A10FD9"/>
     <w:pPr>
       <w:keepNext/>
       <w:keepLines/>
-      <w:spacing w:after="80" w:before="160"/>
+      <w:spacing w:after="80" w:before="320"/>
       <w:outlineLvl w:val="1"/>
     </w:pPr>
     <w:rPr>
-      <w:rFonts w:asciiTheme="majorHAnsi" w:cstheme="majorBidi" w:eastAsiaTheme="majorEastAsia" w:hAnsiTheme="majorHAnsi"/>
-      <w:color w:themeColor="accent1" w:themeShade="BF" w:val="0F4761"/>
-      <w:sz w:val="32"/>
-      <w:szCs w:val="32"/>
+      <w:rFonts w:ascii="Segoe UI Semibold" w:hAnsi="Segoe UI Semibold"/>
+      <w:color w:val="2B579A"/>
+      <w:sz w:val="28"/>
+      <w:szCs w:val="28"/>
     </w:rPr>
   </w:style>
   <w:style w:styleId="Heading3" w:type="paragraph">
     <w:name w:val="heading 3"/>
     <w:basedOn w:val="Normal"/>
-    <w:next w:val="BodyText"/>
-    <w:link w:val="Heading3Char"/>
-    <w:uiPriority w:val="9"/>
-    <w:semiHidden/>
-    <w:unhideWhenUsed/>
+    <w:next w:val="Normal"/>
     <w:qFormat/>
-    <w:rsid w:val="00A10FD9"/>
     <w:pPr>
       <w:keepNext/>
       <w:keepLines/>
-      <w:spacing w:after="80" w:before="160"/>
+      <w:spacing w:after="60" w:before="240"/>
       <w:outlineLvl w:val="2"/>
     </w:pPr>
     <w:rPr>
-      <w:rFonts w:cstheme="majorBidi" w:eastAsiaTheme="majorEastAsia"/>
-      <w:color w:themeColor="accent1" w:themeShade="BF" w:val="0F4761"/>
-      <w:sz w:val="28"/>
-      <w:szCs w:val="28"/>
+      <w:rFonts w:ascii="Segoe UI Semibold" w:hAnsi="Segoe UI Semibold"/>
+      <w:color w:val="2B579A"/>
+      <w:sz w:val="24"/>
+      <w:szCs w:val="24"/>
     </w:rPr>
   </w:style>
   <w:style w:styleId="Heading4" w:type="paragraph">
     <w:name w:val="heading 4"/>
     <w:basedOn w:val="Normal"/>
-    <w:next w:val="BodyText"/>
-    <w:link w:val="Heading4Char"/>
-    <w:uiPriority w:val="9"/>
-    <w:semiHidden/>
-    <w:unhideWhenUsed/>
+    <w:next w:val="Normal"/>
     <w:qFormat/>
-    <w:rsid w:val="00A10FD9"/>
     <w:pPr>
       <w:keepNext/>
       <w:keepLines/>
-      <w:spacing w:after="40" w:before="80"/>
+      <w:spacing w:after="60" w:before="200"/>
       <w:outlineLvl w:val="3"/>
     </w:pPr>
     <w:rPr>
-      <w:rFonts w:cstheme="majorBidi" w:eastAsiaTheme="majorEastAsia"/>
-      <w:i/>
-      <w:iCs/>
-      <w:color w:themeColor="accent1" w:themeShade="BF" w:val="0F4761"/>
+      <w:rFonts w:ascii="Segoe UI Semibold" w:hAnsi="Segoe UI Semibold"/>
+      <w:color w:val="404040"/>
+      <w:sz w:val="22"/>
+      <w:szCs w:val="22"/>
     </w:rPr>
   </w:style>
   <w:style w:styleId="Heading5" w:type="paragraph">
     <w:name w:val="heading 5"/>
     <w:basedOn w:val="Normal"/>
-    <w:next w:val="BodyText"/>
-    <w:link w:val="Heading5Char"/>
-    <w:uiPriority w:val="9"/>
-    <w:semiHidden/>
-    <w:unhideWhenUsed/>
+    <w:next w:val="Normal"/>
     <w:qFormat/>
-    <w:rsid w:val="00A10FD9"/>
     <w:pPr>
       <w:keepNext/>
       <w:keepLines/>
-      <w:spacing w:after="40" w:before="80"/>
+      <w:spacing w:after="40" w:before="160"/>
       <w:outlineLvl w:val="4"/>
     </w:pPr>
     <w:rPr>
-      <w:rFonts w:cstheme="majorBidi" w:eastAsiaTheme="majorEastAsia"/>
-      <w:color w:themeColor="accent1" w:themeShade="BF" w:val="0F4761"/>
+      <w:rFonts w:ascii="Segoe UI Semibold" w:hAnsi="Segoe UI Semibold"/>
+      <w:color w:val="404040"/>
+      <w:sz w:val="20"/>
+      <w:szCs w:val="20"/>
     </w:rPr>
   </w:style>
   <w:style w:styleId="Heading6" w:type="paragraph">
     <w:name w:val="heading 6"/>
     <w:basedOn w:val="Normal"/>
-    <w:next w:val="BodyText"/>
-    <w:link w:val="Heading6Char"/>
-    <w:uiPriority w:val="9"/>
-    <w:semiHidden/>
-    <w:unhideWhenUsed/>
+    <w:next w:val="Normal"/>
     <w:qFormat/>
-    <w:rsid w:val="00A10FD9"/>
     <w:pPr>
       <w:keepNext/>
       <w:keepLines/>
-      <w:spacing w:after="0" w:before="40"/>
+      <w:spacing w:after="40" w:before="120"/>
       <w:outlineLvl w:val="5"/>
     </w:pPr>
     <w:rPr>
-      <w:rFonts w:cstheme="majorBidi" w:eastAsiaTheme="majorEastAsia"/>
+      <w:rFonts w:ascii="Segoe UI Semibold" w:hAnsi="Segoe UI Semibold"/>
       <w:i/>
-      <w:iCs/>
-      <w:color w:themeColor="text1" w:themeTint="A6" w:val="595959"/>
-    </w:rPr>
-  </w:style>
-  <w:style w:styleId="Heading7" w:type="paragraph">
-    <w:name w:val="heading 7"/>
-    <w:basedOn w:val="Normal"/>
-    <w:next w:val="BodyText"/>
-    <w:link w:val="Heading7Char"/>
-    <w:uiPriority w:val="9"/>
-    <w:semiHidden/>
-    <w:unhideWhenUsed/>
-    <w:qFormat/>
-    <w:rsid w:val="00A10FD9"/>
-    <w:pPr>
-      <w:keepNext/>
-      <w:keepLines/>
-      <w:spacing w:after="0" w:before="40"/>
-      <w:outlineLvl w:val="6"/>
-    </w:pPr>
-    <w:rPr>
-      <w:rFonts w:cstheme="majorBidi" w:eastAsiaTheme="majorEastAsia"/>
-      <w:color w:themeColor="text1" w:themeTint="A6" w:val="595959"/>
-    </w:rPr>
-  </w:style>
-  <w:style w:styleId="Heading8" w:type="paragraph">
-    <w:name w:val="heading 8"/>
-    <w:basedOn w:val="Normal"/>
-    <w:next w:val="BodyText"/>
-    <w:link w:val="Heading8Char"/>
-    <w:uiPriority w:val="9"/>
-    <w:semiHidden/>
-    <w:unhideWhenUsed/>
-    <w:qFormat/>
-    <w:rsid w:val="00A10FD9"/>
-    <w:pPr>
-      <w:keepNext/>
-      <w:keepLines/>
-      <w:spacing w:after="0"/>
-      <w:outlineLvl w:val="7"/>
-    </w:pPr>
-    <w:rPr>
-      <w:rFonts w:cstheme="majorBidi" w:eastAsiaTheme="majorEastAsia"/>
-      <w:i/>
-      <w:iCs/>
-      <w:color w:themeColor="text1" w:themeTint="D8" w:val="272727"/>
-    </w:rPr>
-  </w:style>
-  <w:style w:styleId="Heading9" w:type="paragraph">
-    <w:name w:val="heading 9"/>
-    <w:basedOn w:val="Normal"/>
-    <w:next w:val="BodyText"/>
-    <w:link w:val="Heading9Char"/>
-    <w:uiPriority w:val="9"/>
-    <w:semiHidden/>
-    <w:unhideWhenUsed/>
-    <w:qFormat/>
-    <w:rsid w:val="00A10FD9"/>
-    <w:pPr>
-      <w:keepNext/>
-      <w:keepLines/>
-      <w:spacing w:after="0"/>
-      <w:outlineLvl w:val="8"/>
-    </w:pPr>
-    <w:rPr>
-      <w:rFonts w:cstheme="majorBidi" w:eastAsiaTheme="majorEastAsia"/>
-      <w:color w:themeColor="text1" w:themeTint="D8" w:val="272727"/>
-    </w:rPr>
-  </w:style>
-  <w:style w:customStyle="1" w:styleId="Heading1Char" w:type="character">
-    <w:name w:val="Heading 1 Char"/>
-    <w:basedOn w:val="DefaultParagraphFont"/>
-    <w:link w:val="Heading1"/>
-    <w:uiPriority w:val="9"/>
-    <w:rsid w:val="00A10FD9"/>
-    <w:rPr>
-      <w:rFonts w:asciiTheme="majorHAnsi" w:cstheme="majorBidi" w:eastAsiaTheme="majorEastAsia" w:hAnsiTheme="majorHAnsi"/>
-      <w:color w:themeColor="accent1" w:themeShade="BF" w:val="0F4761"/>
-      <w:sz w:val="40"/>
-      <w:szCs w:val="40"/>
-    </w:rPr>
-  </w:style>
-  <w:style w:customStyle="1" w:styleId="Heading2Char" w:type="character">
-    <w:name w:val="Heading 2 Char"/>
-    <w:basedOn w:val="DefaultParagraphFont"/>
-    <w:link w:val="Heading2"/>
-    <w:uiPriority w:val="9"/>
-    <w:semiHidden/>
-    <w:rsid w:val="00A10FD9"/>
-    <w:rPr>
-      <w:rFonts w:asciiTheme="majorHAnsi" w:cstheme="majorBidi" w:eastAsiaTheme="majorEastAsia" w:hAnsiTheme="majorHAnsi"/>
-      <w:color w:themeColor="accent1" w:themeShade="BF" w:val="0F4761"/>
-      <w:sz w:val="32"/>
-      <w:szCs w:val="32"/>
-    </w:rPr>
-  </w:style>
-  <w:style w:customStyle="1" w:styleId="Heading3Char" w:type="character">
-    <w:name w:val="Heading 3 Char"/>
-    <w:basedOn w:val="DefaultParagraphFont"/>
-    <w:link w:val="Heading3"/>
-    <w:uiPriority w:val="9"/>
-    <w:semiHidden/>
-    <w:rsid w:val="00A10FD9"/>
-    <w:rPr>
-      <w:rFonts w:cstheme="majorBidi" w:eastAsiaTheme="majorEastAsia"/>
-      <w:color w:themeColor="accent1" w:themeShade="BF" w:val="0F4761"/>
-      <w:sz w:val="28"/>
-      <w:szCs w:val="28"/>
-    </w:rPr>
-  </w:style>
-  <w:style w:customStyle="1" w:styleId="Heading4Char" w:type="character">
-    <w:name w:val="Heading 4 Char"/>
-    <w:basedOn w:val="DefaultParagraphFont"/>
-    <w:link w:val="Heading4"/>
-    <w:uiPriority w:val="9"/>
-    <w:semiHidden/>
-    <w:rsid w:val="00A10FD9"/>
-    <w:rPr>
-      <w:rFonts w:cstheme="majorBidi" w:eastAsiaTheme="majorEastAsia"/>
-      <w:i/>
-      <w:iCs/>
-      <w:color w:themeColor="accent1" w:themeShade="BF" w:val="0F4761"/>
-    </w:rPr>
-  </w:style>
-  <w:style w:customStyle="1" w:styleId="Heading5Char" w:type="character">
-    <w:name w:val="Heading 5 Char"/>
-    <w:basedOn w:val="DefaultParagraphFont"/>
-    <w:link w:val="Heading5"/>
-    <w:uiPriority w:val="9"/>
-    <w:semiHidden/>
-    <w:rsid w:val="00A10FD9"/>
-    <w:rPr>
-      <w:rFonts w:cstheme="majorBidi" w:eastAsiaTheme="majorEastAsia"/>
-      <w:color w:themeColor="accent1" w:themeShade="BF" w:val="0F4761"/>
-    </w:rPr>
-  </w:style>
-  <w:style w:customStyle="1" w:styleId="Heading6Char" w:type="character">
-    <w:name w:val="Heading 6 Char"/>
-    <w:basedOn w:val="DefaultParagraphFont"/>
-    <w:link w:val="Heading6"/>
-    <w:uiPriority w:val="9"/>
-    <w:semiHidden/>
-    <w:rsid w:val="00A10FD9"/>
-    <w:rPr>
-      <w:rFonts w:cstheme="majorBidi" w:eastAsiaTheme="majorEastAsia"/>
-      <w:i/>
-      <w:iCs/>
-      <w:color w:themeColor="text1" w:themeTint="A6" w:val="595959"/>
-    </w:rPr>
-  </w:style>
-  <w:style w:customStyle="1" w:styleId="Heading7Char" w:type="character">
-    <w:name w:val="Heading 7 Char"/>
-    <w:basedOn w:val="DefaultParagraphFont"/>
-    <w:link w:val="Heading7"/>
-    <w:uiPriority w:val="9"/>
-    <w:semiHidden/>
-    <w:rsid w:val="00A10FD9"/>
-    <w:rPr>
-      <w:rFonts w:cstheme="majorBidi" w:eastAsiaTheme="majorEastAsia"/>
-      <w:color w:themeColor="text1" w:themeTint="A6" w:val="595959"/>
-    </w:rPr>
-  </w:style>
-  <w:style w:customStyle="1" w:styleId="Heading8Char" w:type="character">
-    <w:name w:val="Heading 8 Char"/>
-    <w:basedOn w:val="DefaultParagraphFont"/>
-    <w:link w:val="Heading8"/>
-    <w:uiPriority w:val="9"/>
-    <w:semiHidden/>
-    <w:rsid w:val="00A10FD9"/>
-    <w:rPr>
-      <w:rFonts w:cstheme="majorBidi" w:eastAsiaTheme="majorEastAsia"/>
-      <w:i/>
-      <w:iCs/>
-      <w:color w:themeColor="text1" w:themeTint="D8" w:val="272727"/>
-    </w:rPr>
-  </w:style>
-  <w:style w:customStyle="1" w:styleId="Heading9Char" w:type="character">
-    <w:name w:val="Heading 9 Char"/>
-    <w:basedOn w:val="DefaultParagraphFont"/>
-    <w:link w:val="Heading9"/>
-    <w:uiPriority w:val="9"/>
-    <w:semiHidden/>
-    <w:rsid w:val="00A10FD9"/>
-    <w:rPr>
-      <w:rFonts w:cstheme="majorBidi" w:eastAsiaTheme="majorEastAsia"/>
-      <w:color w:themeColor="text1" w:themeTint="D8" w:val="272727"/>
+      <w:color w:val="595959"/>
+      <w:sz w:val="20"/>
+      <w:szCs w:val="20"/>
     </w:rPr>
   </w:style>
   <w:style w:styleId="BlockText" w:type="paragraph">
     <w:name w:val="Block Text"/>
-    <w:basedOn w:val="BodyText"/>
-    <w:next w:val="BodyText"/>
-    <w:uiPriority w:val="9"/>
-    <w:unhideWhenUsed/>
+    <w:basedOn w:val="Normal"/>
     <w:qFormat/>
     <w:pPr>
-      <w:spacing w:after="100" w:before="100"/>
-      <w:ind w:firstLine="0" w:left="480" w:right="480"/>
+      <w:spacing w:after="160" w:before="160"/>
+      <w:ind w:left="360"/>
+      <w:pBdr>
+        <w:left w:color="0F6CBD" w:space="8" w:sz="24" w:val="single"/>
+      </w:pBdr>
+      <w:shd w:color="auto" w:fill="EAF3FB" w:val="clear"/>
+    </w:pPr>
+    <w:rPr>
+      <w:i/>
+      <w:color w:val="2B579A"/>
+    </w:rPr>
+  </w:style>
+  <w:style w:styleId="SourceCode" w:type="paragraph">
+    <w:name w:val="Source Code"/>
+    <w:basedOn w:val="Normal"/>
+    <w:qFormat/>
+    <w:pPr>
+      <w:spacing w:after="0" w:before="0" w:line="240" w:lineRule="auto"/>
+      <w:shd w:color="auto" w:fill="F5F5F5" w:val="clear"/>
+      <w:ind w:left="120" w:right="120"/>
+    </w:pPr>
+    <w:rPr>
+      <w:rFonts w:ascii="Cascadia Mono" w:cs="Cascadia Mono" w:hAnsi="Cascadia Mono"/>
+      <w:sz w:val="18"/>
+      <w:szCs w:val="18"/>
+    </w:rPr>
+  </w:style>
+  <w:style w:styleId="VerbatimChar" w:type="character">
+    <w:name w:val="Verbatim Char"/>
+    <w:qFormat/>
+    <w:rPr>
+      <w:rFonts w:ascii="Cascadia Mono" w:cs="Cascadia Mono" w:hAnsi="Cascadia Mono"/>
+      <w:sz w:val="18"/>
+      <w:szCs w:val="18"/>
+      <w:shd w:color="auto" w:fill="F5F5F5" w:val="clear"/>
+    </w:rPr>
+  </w:style>
+  <w:style w:styleId="Caption" w:type="paragraph">
+    <w:name w:val="caption"/>
+    <w:basedOn w:val="Normal"/>
+    <w:next w:val="Normal"/>
+    <w:qFormat/>
+    <w:pPr>
+      <w:spacing w:after="160" w:before="40"/>
+    </w:pPr>
+    <w:rPr>
+      <w:i/>
+      <w:color w:val="595959"/>
+      <w:sz w:val="18"/>
+    </w:rPr>
+  </w:style>
+  <w:style w:styleId="TOC1" w:type="paragraph">
+    <w:name w:val="toc 1"/>
+    <w:basedOn w:val="Normal"/>
+    <w:next w:val="Normal"/>
+    <w:pPr>
+      <w:tabs>
+        <w:tab w:leader="dot" w:pos="9000" w:val="right"/>
+      </w:tabs>
+      <w:spacing w:after="80" w:before="80"/>
+    </w:pPr>
+    <w:rPr>
+      <w:b/>
+      <w:color w:val="2B579A"/>
+    </w:rPr>
+  </w:style>
+  <w:style w:styleId="TOC2" w:type="paragraph">
+    <w:name w:val="toc 2"/>
+    <w:basedOn w:val="Normal"/>
+    <w:next w:val="Normal"/>
+    <w:pPr>
+      <w:tabs>
+        <w:tab w:leader="dot" w:pos="9000" w:val="right"/>
+      </w:tabs>
+      <w:spacing w:after="20" w:before="20"/>
+      <w:ind w:left="240"/>
     </w:pPr>
   </w:style>
-  <w:style w:styleId="FootnoteText" w:type="paragraph">
-    <w:name w:val="Footnote Text"/>
-    <w:basedOn w:val="Normal"/>
-    <w:next w:val="FootnoteText"/>
-    <w:uiPriority w:val="9"/>
-    <w:unhideWhenUsed/>
+  <w:style w:styleId="TOCHeading" w:type="paragraph">
+    <w:name w:val="TOC Heading"/>
+    <w:basedOn w:val="Heading1"/>
+    <w:next w:val="Normal"/>
     <w:qFormat/>
   </w:style>
-  <w:style w:styleId="FootnoteBlockText" w:type="paragraph">
-    <w:name w:val="Footnote Block Text"/>
-    <w:basedOn w:val="FootnoteText"/>
-    <w:next w:val="FootnoteText"/>
-    <w:uiPriority w:val="9"/>
-    <w:unhideWhenUsed/>
-    <w:qFormat/>
+  <w:style w:styleId="Header" w:type="paragraph">
+    <w:name w:val="header"/>
+    <w:basedOn w:val="Normal"/>
     <w:pPr>
-      <w:spacing w:after="100" w:before="100"/>
-      <w:ind w:firstLine="0" w:left="480" w:right="480"/>
+      <w:tabs>
+        <w:tab w:pos="4680" w:val="center"/>
+        <w:tab w:pos="9360" w:val="right"/>
+      </w:tabs>
+      <w:spacing w:after="0"/>
     </w:pPr>
+    <w:rPr>
+      <w:color w:val="808080"/>
+      <w:sz w:val="18"/>
+    </w:rPr>
   </w:style>
-  <w:style w:default="1" w:styleId="DefaultParagraphFont" w:type="character">
-    <w:name w:val="Default Paragraph Font"/>
+  <w:style w:styleId="Footer" w:type="paragraph">
+    <w:name w:val="footer"/>
+    <w:basedOn w:val="Normal"/>
+    <w:pPr>
+      <w:tabs>
+        <w:tab w:pos="4680" w:val="center"/>
+        <w:tab w:pos="9360" w:val="right"/>
+      </w:tabs>
+      <w:spacing w:after="0"/>
+    </w:pPr>
+    <w:rPr>
+      <w:color w:val="808080"/>
+      <w:sz w:val="18"/>
+    </w:rPr>
+  </w:style>
+  <w:style w:default="1" w:styleId="TableNormal" w:type="table">
+    <w:name w:val="Normal Table"/>
+    <w:uiPriority w:val="99"/>
     <w:semiHidden/>
     <w:unhideWhenUsed/>
-  </w:style>
-  <w:style w:default="1" w:styleId="Table" w:type="table">
-    <w:name w:val="Table"/>
-    <w:basedOn w:val="TableNormal"/>
-    <w:semiHidden/>
-    <w:unhideWhenUsed/>
-    <w:qFormat/>
     <w:tblPr>
       <w:tblInd w:type="dxa" w:w="0"/>
       <w:tblCellMar>
@@ -7910,120 +7803,58 @@
         <w:right w:type="dxa" w:w="108"/>
       </w:tblCellMar>
     </w:tblPr>
+  </w:style>
+  <w:style w:styleId="Table" w:type="table">
+    <w:name w:val="Table"/>
+    <w:basedOn w:val="TableNormal"/>
+    <w:tblPr>
+      <w:tblBorders>
+        <w:top w:color="BFBFBF" w:space="0" w:sz="4" w:val="single"/>
+        <w:left w:color="BFBFBF" w:space="0" w:sz="4" w:val="single"/>
+        <w:bottom w:color="BFBFBF" w:space="0" w:sz="4" w:val="single"/>
+        <w:right w:color="BFBFBF" w:space="0" w:sz="4" w:val="single"/>
+        <w:insideH w:color="E7E6E6" w:space="0" w:sz="4" w:val="single"/>
+        <w:insideV w:color="E7E6E6" w:space="0" w:sz="4" w:val="single"/>
+      </w:tblBorders>
+      <w:tblCellMar>
+        <w:top w:type="dxa" w:w="100"/>
+        <w:left w:type="dxa" w:w="140"/>
+        <w:bottom w:type="dxa" w:w="100"/>
+        <w:right w:type="dxa" w:w="140"/>
+      </w:tblCellMar>
+    </w:tblPr>
+    <w:rPr>
+      <w:sz w:val="20"/>
+      <w:szCs w:val="20"/>
+    </w:rPr>
     <w:tblStylePr w:type="firstRow">
+      <w:rPr>
+        <w:rFonts w:ascii="Segoe UI Semibold" w:hAnsi="Segoe UI Semibold"/>
+        <w:b/>
+        <w:color w:val="FFFFFF"/>
+        <w:sz w:val="20"/>
+      </w:rPr>
       <w:tcPr>
-        <w:tcBorders>
-          <w:bottom w:val="single"/>
-        </w:tcBorders>
-        <w:vAlign w:val="bottom"/>
+        <w:shd w:color="auto" w:fill="0F6CBD" w:val="clear"/>
+      </w:tcPr>
+    </w:tblStylePr>
+    <w:tblStylePr w:type="band1Horz">
+      <w:tcPr>
+        <w:shd w:color="auto" w:fill="F2F7FC" w:val="clear"/>
+      </w:tcPr>
+    </w:tblStylePr>
+    <w:tblStylePr w:type="band2Horz">
+      <w:tcPr>
+        <w:shd w:color="auto" w:fill="FFFFFF" w:val="clear"/>
       </w:tcPr>
     </w:tblStylePr>
   </w:style>
-  <w:style w:customStyle="1" w:styleId="DefinitionTerm" w:type="paragraph">
-    <w:name w:val="Definition Term"/>
+  <w:style w:styleId="CompactParagraph" w:type="paragraph">
+    <w:name w:val="Compact"/>
     <w:basedOn w:val="Normal"/>
-    <w:next w:val="Definition"/>
-    <w:pPr>
-      <w:keepNext/>
-      <w:keepLines/>
-      <w:spacing w:after="0"/>
-    </w:pPr>
-    <w:rPr>
-      <w:b/>
-    </w:rPr>
-  </w:style>
-  <w:style w:customStyle="1" w:styleId="Definition" w:type="paragraph">
-    <w:name w:val="Definition"/>
-    <w:basedOn w:val="Normal"/>
-  </w:style>
-  <w:style w:styleId="Caption" w:type="paragraph">
-    <w:name w:val="Caption"/>
-    <w:basedOn w:val="Normal"/>
-    <w:link w:val="BodyTextChar"/>
-    <w:pPr>
-      <w:spacing w:after="120" w:before="0"/>
-    </w:pPr>
-    <w:rPr>
-      <w:i/>
-    </w:rPr>
-  </w:style>
-  <w:style w:customStyle="1" w:styleId="TableCaption" w:type="paragraph">
-    <w:name w:val="Table Caption"/>
-    <w:basedOn w:val="Caption"/>
-    <w:pPr>
-      <w:keepNext/>
-    </w:pPr>
-  </w:style>
-  <w:style w:customStyle="1" w:styleId="ImageCaption" w:type="paragraph">
-    <w:name w:val="Image Caption"/>
-    <w:basedOn w:val="Caption"/>
-  </w:style>
-  <w:style w:customStyle="1" w:styleId="Figure" w:type="paragraph">
-    <w:name w:val="Figure"/>
-    <w:basedOn w:val="Normal"/>
-  </w:style>
-  <w:style w:customStyle="1" w:styleId="CaptionedFigure" w:type="paragraph">
-    <w:name w:val="Captioned Figure"/>
-    <w:basedOn w:val="Figure"/>
-    <w:pPr>
-      <w:keepNext/>
-    </w:pPr>
-  </w:style>
-  <w:style w:customStyle="1" w:styleId="BodyTextChar" w:type="character">
-    <w:name w:val="Body Text Char"/>
-    <w:basedOn w:val="DefaultParagraphFont"/>
-    <w:link w:val="BodyText"/>
-  </w:style>
-  <w:style w:customStyle="1" w:styleId="VerbatimChar" w:type="character">
-    <w:name w:val="Verbatim Char"/>
-    <w:basedOn w:val="BodyTextChar"/>
-    <w:rPr>
-      <w:rFonts w:ascii="Consolas" w:hAnsi="Consolas"/>
-      <w:sz w:val="22"/>
-    </w:rPr>
-  </w:style>
-  <w:style w:customStyle="1" w:styleId="SectionNumber" w:type="character">
-    <w:name w:val="Section Number"/>
-    <w:basedOn w:val="BodyTextChar"/>
-  </w:style>
-  <w:style w:styleId="FootnoteReference" w:type="character">
-    <w:name w:val="Footnote Reference"/>
-    <w:basedOn w:val="BodyTextChar"/>
-    <w:rPr>
-      <w:vertAlign w:val="superscript"/>
-    </w:rPr>
-  </w:style>
-  <w:style w:styleId="Hyperlink" w:type="character">
-    <w:name w:val="Hyperlink"/>
-    <w:basedOn w:val="BodyTextChar"/>
-    <w:rPr>
-      <w:color w:themeColor="accent1" w:val="4F81BD"/>
-    </w:rPr>
-  </w:style>
-  <w:style w:styleId="TOCHeading" w:type="paragraph">
-    <w:name w:val="TOC Heading"/>
-    <w:basedOn w:val="Heading1"/>
-    <w:next w:val="BodyText"/>
-    <w:uiPriority w:val="39"/>
-    <w:unhideWhenUsed/>
     <w:qFormat/>
     <w:pPr>
-      <w:spacing w:before="240" w:line="259" w:lineRule="auto"/>
-      <w:outlineLvl w:val="9"/>
-    </w:pPr>
-    <w:rPr>
-      <w:rFonts w:asciiTheme="majorHAnsi" w:cstheme="majorBidi" w:eastAsiaTheme="majorEastAsia" w:hAnsiTheme="majorHAnsi"/>
-      <w:b w:val="0"/>
-      <w:bCs w:val="0"/>
-      <w:color w:themeColor="accent1" w:themeShade="BF" w:val="365F91"/>
-    </w:rPr>
-  </w:style>
-  <w:style w:type="paragraph" w:customStyle="1" w:styleId="SourceCode">
-    <w:name w:val="Source Code"/>
-    <w:basedOn w:val="Normal"/>
-    <w:link w:val="VerbatimChar"/>
-    <w:pPr>
-      <w:wordWrap w:val="off"/>
+      <w:spacing w:after="0" w:before="0"/>
     </w:pPr>
   </w:style>
   <w:style w:type="character" w:customStyle="1" w:styleId="KeywordTok">
